--- a/cung_cap_dl/iso/PHK-OB25. MUC TIEU CONG TY 2025.docx
+++ b/cung_cap_dl/iso/PHK-OB25. MUC TIEU CONG TY 2025.docx
@@ -43,14 +43,34 @@
                 <w:lang w:val="en-GB"/>
               </w:rPr>
             </w:pPr>
+            <w:proofErr w:type="spellStart"/>
             <w:r>
               <w:rPr>
                 <w:b/>
                 <w:bCs/>
                 <w:lang w:val="en-GB"/>
               </w:rPr>
-              <w:t>Soạn thảo</w:t>
-            </w:r>
+              <w:t>Soạn</w:t>
+            </w:r>
+            <w:proofErr w:type="spellEnd"/>
+            <w:r>
+              <w:rPr>
+                <w:b/>
+                <w:bCs/>
+                <w:lang w:val="en-GB"/>
+              </w:rPr>
+              <w:t xml:space="preserve"> </w:t>
+            </w:r>
+            <w:proofErr w:type="spellStart"/>
+            <w:r>
+              <w:rPr>
+                <w:b/>
+                <w:bCs/>
+                <w:lang w:val="en-GB"/>
+              </w:rPr>
+              <w:t>thảo</w:t>
+            </w:r>
+            <w:proofErr w:type="spellEnd"/>
           </w:p>
         </w:tc>
         <w:tc>
@@ -78,8 +98,18 @@
                 <w:bCs/>
                 <w:lang w:val="en-GB"/>
               </w:rPr>
-              <w:t>Xem xét</w:t>
-            </w:r>
+              <w:t xml:space="preserve">Xem </w:t>
+            </w:r>
+            <w:proofErr w:type="spellStart"/>
+            <w:r>
+              <w:rPr>
+                <w:b/>
+                <w:bCs/>
+                <w:lang w:val="en-GB"/>
+              </w:rPr>
+              <w:t>xét</w:t>
+            </w:r>
+            <w:proofErr w:type="spellEnd"/>
           </w:p>
         </w:tc>
         <w:tc>
@@ -101,14 +131,34 @@
                 <w:lang w:val="en-GB"/>
               </w:rPr>
             </w:pPr>
+            <w:proofErr w:type="spellStart"/>
             <w:r>
               <w:rPr>
                 <w:b/>
                 <w:bCs/>
                 <w:lang w:val="en-GB"/>
               </w:rPr>
-              <w:t>Phê duyệt</w:t>
-            </w:r>
+              <w:t>Phê</w:t>
+            </w:r>
+            <w:proofErr w:type="spellEnd"/>
+            <w:r>
+              <w:rPr>
+                <w:b/>
+                <w:bCs/>
+                <w:lang w:val="en-GB"/>
+              </w:rPr>
+              <w:t xml:space="preserve"> </w:t>
+            </w:r>
+            <w:proofErr w:type="spellStart"/>
+            <w:r>
+              <w:rPr>
+                <w:b/>
+                <w:bCs/>
+                <w:lang w:val="en-GB"/>
+              </w:rPr>
+              <w:t>duyệt</w:t>
+            </w:r>
+            <w:proofErr w:type="spellEnd"/>
           </w:p>
         </w:tc>
       </w:tr>
@@ -209,7 +259,7 @@
       </w:tr>
       <w:tr>
         <w:trPr>
-          <w:trHeight w:val="411"/>
+          <w:trHeight w:val="567"/>
         </w:trPr>
         <w:tc>
           <w:tcPr>
@@ -269,22 +319,16 @@
     </w:tbl>
     <w:p>
       <w:pPr>
-        <w:ind w:left="360"/>
         <w:jc w:val="both"/>
-      </w:pPr>
-    </w:p>
-    <w:p>
-      <w:pPr>
-        <w:ind w:left="360"/>
-        <w:jc w:val="both"/>
-        <w:rPr>
-          <w:lang w:val="vi-VN"/>
+        <w:rPr>
+          <w:sz w:val="2"/>
+          <w:szCs w:val="2"/>
         </w:rPr>
       </w:pPr>
     </w:p>
     <w:tbl>
       <w:tblPr>
-        <w:tblW w:w="0" w:type="auto"/>
+        <w:tblW w:w="9493" w:type="dxa"/>
         <w:tblBorders>
           <w:top w:val="single" w:sz="4" w:space="0" w:color="auto"/>
           <w:left w:val="single" w:sz="4" w:space="0" w:color="auto"/>
@@ -298,7 +342,7 @@
       <w:tblGrid>
         <w:gridCol w:w="1655"/>
         <w:gridCol w:w="1665"/>
-        <w:gridCol w:w="5987"/>
+        <w:gridCol w:w="6173"/>
       </w:tblGrid>
       <w:tr>
         <w:trPr>
@@ -306,7 +350,7 @@
         </w:trPr>
         <w:tc>
           <w:tcPr>
-            <w:tcW w:w="9468" w:type="dxa"/>
+            <w:tcW w:w="9493" w:type="dxa"/>
             <w:gridSpan w:val="3"/>
             <w:shd w:val="clear" w:color="auto" w:fill="FFF2CC"/>
             <w:vAlign w:val="center"/>
@@ -345,7 +389,7 @@
         </w:trPr>
         <w:tc>
           <w:tcPr>
-            <w:tcW w:w="1664" w:type="dxa"/>
+            <w:tcW w:w="1655" w:type="dxa"/>
             <w:shd w:val="clear" w:color="auto" w:fill="auto"/>
             <w:vAlign w:val="center"/>
           </w:tcPr>
@@ -370,7 +414,7 @@
         </w:tc>
         <w:tc>
           <w:tcPr>
-            <w:tcW w:w="1690" w:type="dxa"/>
+            <w:tcW w:w="1665" w:type="dxa"/>
             <w:shd w:val="clear" w:color="auto" w:fill="auto"/>
             <w:vAlign w:val="center"/>
           </w:tcPr>
@@ -395,7 +439,7 @@
         </w:tc>
         <w:tc>
           <w:tcPr>
-            <w:tcW w:w="6114" w:type="dxa"/>
+            <w:tcW w:w="6173" w:type="dxa"/>
             <w:shd w:val="clear" w:color="auto" w:fill="auto"/>
             <w:vAlign w:val="center"/>
           </w:tcPr>
@@ -429,7 +473,7 @@
       <w:tr>
         <w:tc>
           <w:tcPr>
-            <w:tcW w:w="1664" w:type="dxa"/>
+            <w:tcW w:w="1655" w:type="dxa"/>
             <w:shd w:val="clear" w:color="auto" w:fill="auto"/>
           </w:tcPr>
           <w:p>
@@ -452,7 +496,7 @@
         </w:tc>
         <w:tc>
           <w:tcPr>
-            <w:tcW w:w="1690" w:type="dxa"/>
+            <w:tcW w:w="1665" w:type="dxa"/>
             <w:shd w:val="clear" w:color="auto" w:fill="auto"/>
           </w:tcPr>
           <w:p>
@@ -466,7 +510,7 @@
         </w:tc>
         <w:tc>
           <w:tcPr>
-            <w:tcW w:w="6114" w:type="dxa"/>
+            <w:tcW w:w="6173" w:type="dxa"/>
             <w:shd w:val="clear" w:color="auto" w:fill="auto"/>
           </w:tcPr>
           <w:p>
@@ -474,15 +518,36 @@
               <w:jc w:val="both"/>
             </w:pPr>
             <w:r>
-              <w:t>Ban hành lần đầu</w:t>
-            </w:r>
+              <w:t xml:space="preserve">Ban </w:t>
+            </w:r>
+            <w:proofErr w:type="spellStart"/>
+            <w:r>
+              <w:t>hành</w:t>
+            </w:r>
+            <w:proofErr w:type="spellEnd"/>
+            <w:r>
+              <w:t xml:space="preserve"> </w:t>
+            </w:r>
+            <w:proofErr w:type="spellStart"/>
+            <w:r>
+              <w:t>lần</w:t>
+            </w:r>
+            <w:proofErr w:type="spellEnd"/>
+            <w:r>
+              <w:t xml:space="preserve"> </w:t>
+            </w:r>
+            <w:proofErr w:type="spellStart"/>
+            <w:r>
+              <w:t>đầu</w:t>
+            </w:r>
+            <w:proofErr w:type="spellEnd"/>
           </w:p>
         </w:tc>
       </w:tr>
       <w:tr>
         <w:tc>
           <w:tcPr>
-            <w:tcW w:w="1664" w:type="dxa"/>
+            <w:tcW w:w="1655" w:type="dxa"/>
             <w:shd w:val="clear" w:color="auto" w:fill="auto"/>
           </w:tcPr>
           <w:p>
@@ -493,7 +558,7 @@
         </w:tc>
         <w:tc>
           <w:tcPr>
-            <w:tcW w:w="1690" w:type="dxa"/>
+            <w:tcW w:w="1665" w:type="dxa"/>
             <w:shd w:val="clear" w:color="auto" w:fill="auto"/>
           </w:tcPr>
           <w:p>
@@ -504,7 +569,7 @@
         </w:tc>
         <w:tc>
           <w:tcPr>
-            <w:tcW w:w="6114" w:type="dxa"/>
+            <w:tcW w:w="6173" w:type="dxa"/>
             <w:shd w:val="clear" w:color="auto" w:fill="auto"/>
           </w:tcPr>
           <w:p>
@@ -517,7 +582,7 @@
       <w:tr>
         <w:tc>
           <w:tcPr>
-            <w:tcW w:w="1664" w:type="dxa"/>
+            <w:tcW w:w="1655" w:type="dxa"/>
             <w:shd w:val="clear" w:color="auto" w:fill="auto"/>
           </w:tcPr>
           <w:p>
@@ -528,7 +593,7 @@
         </w:tc>
         <w:tc>
           <w:tcPr>
-            <w:tcW w:w="1690" w:type="dxa"/>
+            <w:tcW w:w="1665" w:type="dxa"/>
             <w:shd w:val="clear" w:color="auto" w:fill="auto"/>
           </w:tcPr>
           <w:p>
@@ -539,7 +604,7 @@
         </w:tc>
         <w:tc>
           <w:tcPr>
-            <w:tcW w:w="6114" w:type="dxa"/>
+            <w:tcW w:w="6173" w:type="dxa"/>
             <w:shd w:val="clear" w:color="auto" w:fill="auto"/>
           </w:tcPr>
           <w:p>
@@ -552,7 +617,7 @@
       <w:tr>
         <w:tc>
           <w:tcPr>
-            <w:tcW w:w="1664" w:type="dxa"/>
+            <w:tcW w:w="1655" w:type="dxa"/>
             <w:shd w:val="clear" w:color="auto" w:fill="auto"/>
           </w:tcPr>
           <w:p>
@@ -563,7 +628,7 @@
         </w:tc>
         <w:tc>
           <w:tcPr>
-            <w:tcW w:w="1690" w:type="dxa"/>
+            <w:tcW w:w="1665" w:type="dxa"/>
             <w:shd w:val="clear" w:color="auto" w:fill="auto"/>
           </w:tcPr>
           <w:p>
@@ -574,7 +639,7 @@
         </w:tc>
         <w:tc>
           <w:tcPr>
-            <w:tcW w:w="6114" w:type="dxa"/>
+            <w:tcW w:w="6173" w:type="dxa"/>
             <w:shd w:val="clear" w:color="auto" w:fill="auto"/>
           </w:tcPr>
           <w:p>
@@ -587,7 +652,7 @@
       <w:tr>
         <w:tc>
           <w:tcPr>
-            <w:tcW w:w="1664" w:type="dxa"/>
+            <w:tcW w:w="1655" w:type="dxa"/>
             <w:shd w:val="clear" w:color="auto" w:fill="auto"/>
           </w:tcPr>
           <w:p>
@@ -598,7 +663,7 @@
         </w:tc>
         <w:tc>
           <w:tcPr>
-            <w:tcW w:w="1690" w:type="dxa"/>
+            <w:tcW w:w="1665" w:type="dxa"/>
             <w:shd w:val="clear" w:color="auto" w:fill="auto"/>
           </w:tcPr>
           <w:p>
@@ -609,7 +674,7 @@
         </w:tc>
         <w:tc>
           <w:tcPr>
-            <w:tcW w:w="6114" w:type="dxa"/>
+            <w:tcW w:w="6173" w:type="dxa"/>
             <w:shd w:val="clear" w:color="auto" w:fill="auto"/>
           </w:tcPr>
           <w:p>
@@ -654,34 +719,368 @@
           <w:szCs w:val="26"/>
         </w:rPr>
       </w:pPr>
+      <w:proofErr w:type="spellStart"/>
       <w:r>
         <w:rPr>
           <w:b/>
           <w:sz w:val="26"/>
           <w:szCs w:val="26"/>
         </w:rPr>
-        <w:t xml:space="preserve">Mục đích: </w:t>
-      </w:r>
-      <w:r>
-        <w:rPr>
-          <w:sz w:val="26"/>
-          <w:szCs w:val="26"/>
-        </w:rPr>
-        <w:t xml:space="preserve">Nhằm nâng cao hiệu quả sản xuất kinh doanh và thực hiện tốt chính sách </w:t>
-      </w:r>
-      <w:r>
-        <w:rPr>
-          <w:sz w:val="26"/>
-          <w:szCs w:val="26"/>
-        </w:rPr>
-        <w:t>chất lượng c</w:t>
-      </w:r>
-      <w:r>
-        <w:rPr>
-          <w:sz w:val="26"/>
-          <w:szCs w:val="26"/>
-        </w:rPr>
-        <w:t xml:space="preserve">ông ty đã đề ra. </w:t>
+        <w:t>Mục</w:t>
+      </w:r>
+      <w:proofErr w:type="spellEnd"/>
+      <w:r>
+        <w:rPr>
+          <w:b/>
+          <w:sz w:val="26"/>
+          <w:szCs w:val="26"/>
+        </w:rPr>
+        <w:t xml:space="preserve"> </w:t>
+      </w:r>
+      <w:proofErr w:type="spellStart"/>
+      <w:r>
+        <w:rPr>
+          <w:b/>
+          <w:sz w:val="26"/>
+          <w:szCs w:val="26"/>
+        </w:rPr>
+        <w:t>đích</w:t>
+      </w:r>
+      <w:proofErr w:type="spellEnd"/>
+      <w:r>
+        <w:rPr>
+          <w:b/>
+          <w:sz w:val="26"/>
+          <w:szCs w:val="26"/>
+        </w:rPr>
+        <w:t xml:space="preserve">: </w:t>
+      </w:r>
+      <w:proofErr w:type="spellStart"/>
+      <w:r>
+        <w:rPr>
+          <w:sz w:val="26"/>
+          <w:szCs w:val="26"/>
+        </w:rPr>
+        <w:t>Nhằm</w:t>
+      </w:r>
+      <w:proofErr w:type="spellEnd"/>
+      <w:r>
+        <w:rPr>
+          <w:sz w:val="26"/>
+          <w:szCs w:val="26"/>
+        </w:rPr>
+        <w:t xml:space="preserve"> </w:t>
+      </w:r>
+      <w:proofErr w:type="spellStart"/>
+      <w:r>
+        <w:rPr>
+          <w:sz w:val="26"/>
+          <w:szCs w:val="26"/>
+        </w:rPr>
+        <w:t>nâng</w:t>
+      </w:r>
+      <w:proofErr w:type="spellEnd"/>
+      <w:r>
+        <w:rPr>
+          <w:sz w:val="26"/>
+          <w:szCs w:val="26"/>
+        </w:rPr>
+        <w:t xml:space="preserve"> </w:t>
+      </w:r>
+      <w:proofErr w:type="spellStart"/>
+      <w:r>
+        <w:rPr>
+          <w:sz w:val="26"/>
+          <w:szCs w:val="26"/>
+        </w:rPr>
+        <w:t>cao</w:t>
+      </w:r>
+      <w:proofErr w:type="spellEnd"/>
+      <w:r>
+        <w:rPr>
+          <w:sz w:val="26"/>
+          <w:szCs w:val="26"/>
+        </w:rPr>
+        <w:t xml:space="preserve"> </w:t>
+      </w:r>
+      <w:proofErr w:type="spellStart"/>
+      <w:r>
+        <w:rPr>
+          <w:sz w:val="26"/>
+          <w:szCs w:val="26"/>
+        </w:rPr>
+        <w:t>hiệu</w:t>
+      </w:r>
+      <w:proofErr w:type="spellEnd"/>
+      <w:r>
+        <w:rPr>
+          <w:sz w:val="26"/>
+          <w:szCs w:val="26"/>
+        </w:rPr>
+        <w:t xml:space="preserve"> </w:t>
+      </w:r>
+      <w:proofErr w:type="spellStart"/>
+      <w:r>
+        <w:rPr>
+          <w:sz w:val="26"/>
+          <w:szCs w:val="26"/>
+        </w:rPr>
+        <w:t>quả</w:t>
+      </w:r>
+      <w:proofErr w:type="spellEnd"/>
+      <w:r>
+        <w:rPr>
+          <w:sz w:val="26"/>
+          <w:szCs w:val="26"/>
+        </w:rPr>
+        <w:t xml:space="preserve"> </w:t>
+      </w:r>
+      <w:proofErr w:type="spellStart"/>
+      <w:r>
+        <w:rPr>
+          <w:sz w:val="26"/>
+          <w:szCs w:val="26"/>
+        </w:rPr>
+        <w:t>sản</w:t>
+      </w:r>
+      <w:proofErr w:type="spellEnd"/>
+      <w:r>
+        <w:rPr>
+          <w:sz w:val="26"/>
+          <w:szCs w:val="26"/>
+        </w:rPr>
+        <w:t xml:space="preserve"> </w:t>
+      </w:r>
+      <w:proofErr w:type="spellStart"/>
+      <w:r>
+        <w:rPr>
+          <w:sz w:val="26"/>
+          <w:szCs w:val="26"/>
+        </w:rPr>
+        <w:t>xuất</w:t>
+      </w:r>
+      <w:proofErr w:type="spellEnd"/>
+      <w:r>
+        <w:rPr>
+          <w:sz w:val="26"/>
+          <w:szCs w:val="26"/>
+        </w:rPr>
+        <w:t xml:space="preserve"> </w:t>
+      </w:r>
+      <w:proofErr w:type="spellStart"/>
+      <w:r>
+        <w:rPr>
+          <w:sz w:val="26"/>
+          <w:szCs w:val="26"/>
+        </w:rPr>
+        <w:t>kinh</w:t>
+      </w:r>
+      <w:proofErr w:type="spellEnd"/>
+      <w:r>
+        <w:rPr>
+          <w:sz w:val="26"/>
+          <w:szCs w:val="26"/>
+        </w:rPr>
+        <w:t xml:space="preserve"> </w:t>
+      </w:r>
+      <w:proofErr w:type="spellStart"/>
+      <w:r>
+        <w:rPr>
+          <w:sz w:val="26"/>
+          <w:szCs w:val="26"/>
+        </w:rPr>
+        <w:t>doanh</w:t>
+      </w:r>
+      <w:proofErr w:type="spellEnd"/>
+      <w:r>
+        <w:rPr>
+          <w:sz w:val="26"/>
+          <w:szCs w:val="26"/>
+        </w:rPr>
+        <w:t xml:space="preserve"> </w:t>
+      </w:r>
+      <w:proofErr w:type="spellStart"/>
+      <w:r>
+        <w:rPr>
+          <w:sz w:val="26"/>
+          <w:szCs w:val="26"/>
+        </w:rPr>
+        <w:t>và</w:t>
+      </w:r>
+      <w:proofErr w:type="spellEnd"/>
+      <w:r>
+        <w:rPr>
+          <w:sz w:val="26"/>
+          <w:szCs w:val="26"/>
+        </w:rPr>
+        <w:t xml:space="preserve"> </w:t>
+      </w:r>
+      <w:proofErr w:type="spellStart"/>
+      <w:r>
+        <w:rPr>
+          <w:sz w:val="26"/>
+          <w:szCs w:val="26"/>
+        </w:rPr>
+        <w:t>thực</w:t>
+      </w:r>
+      <w:proofErr w:type="spellEnd"/>
+      <w:r>
+        <w:rPr>
+          <w:sz w:val="26"/>
+          <w:szCs w:val="26"/>
+        </w:rPr>
+        <w:t xml:space="preserve"> </w:t>
+      </w:r>
+      <w:proofErr w:type="spellStart"/>
+      <w:r>
+        <w:rPr>
+          <w:sz w:val="26"/>
+          <w:szCs w:val="26"/>
+        </w:rPr>
+        <w:t>hiện</w:t>
+      </w:r>
+      <w:proofErr w:type="spellEnd"/>
+      <w:r>
+        <w:rPr>
+          <w:sz w:val="26"/>
+          <w:szCs w:val="26"/>
+        </w:rPr>
+        <w:t xml:space="preserve"> </w:t>
+      </w:r>
+      <w:proofErr w:type="spellStart"/>
+      <w:r>
+        <w:rPr>
+          <w:sz w:val="26"/>
+          <w:szCs w:val="26"/>
+        </w:rPr>
+        <w:t>tốt</w:t>
+      </w:r>
+      <w:proofErr w:type="spellEnd"/>
+      <w:r>
+        <w:rPr>
+          <w:sz w:val="26"/>
+          <w:szCs w:val="26"/>
+        </w:rPr>
+        <w:t xml:space="preserve"> </w:t>
+      </w:r>
+      <w:proofErr w:type="spellStart"/>
+      <w:r>
+        <w:rPr>
+          <w:sz w:val="26"/>
+          <w:szCs w:val="26"/>
+        </w:rPr>
+        <w:t>chính</w:t>
+      </w:r>
+      <w:proofErr w:type="spellEnd"/>
+      <w:r>
+        <w:rPr>
+          <w:sz w:val="26"/>
+          <w:szCs w:val="26"/>
+        </w:rPr>
+        <w:t xml:space="preserve"> </w:t>
+      </w:r>
+      <w:proofErr w:type="spellStart"/>
+      <w:r>
+        <w:rPr>
+          <w:sz w:val="26"/>
+          <w:szCs w:val="26"/>
+        </w:rPr>
+        <w:t>sách</w:t>
+      </w:r>
+      <w:proofErr w:type="spellEnd"/>
+      <w:r>
+        <w:rPr>
+          <w:sz w:val="26"/>
+          <w:szCs w:val="26"/>
+        </w:rPr>
+        <w:t xml:space="preserve"> </w:t>
+      </w:r>
+      <w:proofErr w:type="spellStart"/>
+      <w:r>
+        <w:rPr>
+          <w:sz w:val="26"/>
+          <w:szCs w:val="26"/>
+        </w:rPr>
+        <w:t>chất</w:t>
+      </w:r>
+      <w:proofErr w:type="spellEnd"/>
+      <w:r>
+        <w:rPr>
+          <w:sz w:val="26"/>
+          <w:szCs w:val="26"/>
+        </w:rPr>
+        <w:t xml:space="preserve"> </w:t>
+      </w:r>
+      <w:proofErr w:type="spellStart"/>
+      <w:r>
+        <w:rPr>
+          <w:sz w:val="26"/>
+          <w:szCs w:val="26"/>
+        </w:rPr>
+        <w:t>lượng</w:t>
+      </w:r>
+      <w:proofErr w:type="spellEnd"/>
+      <w:r>
+        <w:rPr>
+          <w:sz w:val="26"/>
+          <w:szCs w:val="26"/>
+        </w:rPr>
+        <w:t xml:space="preserve"> </w:t>
+      </w:r>
+      <w:proofErr w:type="spellStart"/>
+      <w:r>
+        <w:rPr>
+          <w:sz w:val="26"/>
+          <w:szCs w:val="26"/>
+        </w:rPr>
+        <w:t>c</w:t>
+      </w:r>
+      <w:r>
+        <w:rPr>
+          <w:sz w:val="26"/>
+          <w:szCs w:val="26"/>
+        </w:rPr>
+        <w:t>ông</w:t>
+      </w:r>
+      <w:proofErr w:type="spellEnd"/>
+      <w:r>
+        <w:rPr>
+          <w:sz w:val="26"/>
+          <w:szCs w:val="26"/>
+        </w:rPr>
+        <w:t xml:space="preserve"> ty </w:t>
+      </w:r>
+      <w:proofErr w:type="spellStart"/>
+      <w:r>
+        <w:rPr>
+          <w:sz w:val="26"/>
+          <w:szCs w:val="26"/>
+        </w:rPr>
+        <w:t>đã</w:t>
+      </w:r>
+      <w:proofErr w:type="spellEnd"/>
+      <w:r>
+        <w:rPr>
+          <w:sz w:val="26"/>
+          <w:szCs w:val="26"/>
+        </w:rPr>
+        <w:t xml:space="preserve"> </w:t>
+      </w:r>
+      <w:proofErr w:type="spellStart"/>
+      <w:r>
+        <w:rPr>
+          <w:sz w:val="26"/>
+          <w:szCs w:val="26"/>
+        </w:rPr>
+        <w:t>đề</w:t>
+      </w:r>
+      <w:proofErr w:type="spellEnd"/>
+      <w:r>
+        <w:rPr>
+          <w:sz w:val="26"/>
+          <w:szCs w:val="26"/>
+        </w:rPr>
+        <w:t xml:space="preserve"> ra. </w:t>
       </w:r>
     </w:p>
     <w:p>
@@ -715,22 +1114,239 @@
           <w:sz w:val="26"/>
           <w:szCs w:val="26"/>
         </w:rPr>
-        <w:t xml:space="preserve"> Áp dụng cho các đơn vị tron</w:t>
-      </w:r>
-      <w:r>
-        <w:rPr>
-          <w:sz w:val="26"/>
-          <w:szCs w:val="26"/>
-        </w:rPr>
-        <w:t xml:space="preserve">g hệ thống quản lý của công ty, </w:t>
-      </w:r>
-      <w:r>
-        <w:rPr>
-          <w:sz w:val="26"/>
-          <w:szCs w:val="26"/>
-        </w:rPr>
-        <w:t>bao gồm</w:t>
-      </w:r>
+        <w:t xml:space="preserve"> </w:t>
+      </w:r>
+      <w:proofErr w:type="spellStart"/>
+      <w:r>
+        <w:rPr>
+          <w:sz w:val="26"/>
+          <w:szCs w:val="26"/>
+        </w:rPr>
+        <w:t>Áp</w:t>
+      </w:r>
+      <w:proofErr w:type="spellEnd"/>
+      <w:r>
+        <w:rPr>
+          <w:sz w:val="26"/>
+          <w:szCs w:val="26"/>
+        </w:rPr>
+        <w:t xml:space="preserve"> </w:t>
+      </w:r>
+      <w:proofErr w:type="spellStart"/>
+      <w:r>
+        <w:rPr>
+          <w:sz w:val="26"/>
+          <w:szCs w:val="26"/>
+        </w:rPr>
+        <w:t>dụng</w:t>
+      </w:r>
+      <w:proofErr w:type="spellEnd"/>
+      <w:r>
+        <w:rPr>
+          <w:sz w:val="26"/>
+          <w:szCs w:val="26"/>
+        </w:rPr>
+        <w:t xml:space="preserve"> </w:t>
+      </w:r>
+      <w:proofErr w:type="spellStart"/>
+      <w:r>
+        <w:rPr>
+          <w:sz w:val="26"/>
+          <w:szCs w:val="26"/>
+        </w:rPr>
+        <w:t>cho</w:t>
+      </w:r>
+      <w:proofErr w:type="spellEnd"/>
+      <w:r>
+        <w:rPr>
+          <w:sz w:val="26"/>
+          <w:szCs w:val="26"/>
+        </w:rPr>
+        <w:t xml:space="preserve"> </w:t>
+      </w:r>
+      <w:proofErr w:type="spellStart"/>
+      <w:r>
+        <w:rPr>
+          <w:sz w:val="26"/>
+          <w:szCs w:val="26"/>
+        </w:rPr>
+        <w:t>các</w:t>
+      </w:r>
+      <w:proofErr w:type="spellEnd"/>
+      <w:r>
+        <w:rPr>
+          <w:sz w:val="26"/>
+          <w:szCs w:val="26"/>
+        </w:rPr>
+        <w:t xml:space="preserve"> </w:t>
+      </w:r>
+      <w:proofErr w:type="spellStart"/>
+      <w:r>
+        <w:rPr>
+          <w:sz w:val="26"/>
+          <w:szCs w:val="26"/>
+        </w:rPr>
+        <w:t>đơn</w:t>
+      </w:r>
+      <w:proofErr w:type="spellEnd"/>
+      <w:r>
+        <w:rPr>
+          <w:sz w:val="26"/>
+          <w:szCs w:val="26"/>
+        </w:rPr>
+        <w:t xml:space="preserve"> </w:t>
+      </w:r>
+      <w:proofErr w:type="spellStart"/>
+      <w:r>
+        <w:rPr>
+          <w:sz w:val="26"/>
+          <w:szCs w:val="26"/>
+        </w:rPr>
+        <w:t>vị</w:t>
+      </w:r>
+      <w:proofErr w:type="spellEnd"/>
+      <w:r>
+        <w:rPr>
+          <w:sz w:val="26"/>
+          <w:szCs w:val="26"/>
+        </w:rPr>
+        <w:t xml:space="preserve"> </w:t>
+      </w:r>
+      <w:proofErr w:type="spellStart"/>
+      <w:r>
+        <w:rPr>
+          <w:sz w:val="26"/>
+          <w:szCs w:val="26"/>
+        </w:rPr>
+        <w:t>tron</w:t>
+      </w:r>
+      <w:r>
+        <w:rPr>
+          <w:sz w:val="26"/>
+          <w:szCs w:val="26"/>
+        </w:rPr>
+        <w:t>g</w:t>
+      </w:r>
+      <w:proofErr w:type="spellEnd"/>
+      <w:r>
+        <w:rPr>
+          <w:sz w:val="26"/>
+          <w:szCs w:val="26"/>
+        </w:rPr>
+        <w:t xml:space="preserve"> </w:t>
+      </w:r>
+      <w:proofErr w:type="spellStart"/>
+      <w:r>
+        <w:rPr>
+          <w:sz w:val="26"/>
+          <w:szCs w:val="26"/>
+        </w:rPr>
+        <w:t>hệ</w:t>
+      </w:r>
+      <w:proofErr w:type="spellEnd"/>
+      <w:r>
+        <w:rPr>
+          <w:sz w:val="26"/>
+          <w:szCs w:val="26"/>
+        </w:rPr>
+        <w:t xml:space="preserve"> </w:t>
+      </w:r>
+      <w:proofErr w:type="spellStart"/>
+      <w:r>
+        <w:rPr>
+          <w:sz w:val="26"/>
+          <w:szCs w:val="26"/>
+        </w:rPr>
+        <w:t>thống</w:t>
+      </w:r>
+      <w:proofErr w:type="spellEnd"/>
+      <w:r>
+        <w:rPr>
+          <w:sz w:val="26"/>
+          <w:szCs w:val="26"/>
+        </w:rPr>
+        <w:t xml:space="preserve"> </w:t>
+      </w:r>
+      <w:proofErr w:type="spellStart"/>
+      <w:r>
+        <w:rPr>
+          <w:sz w:val="26"/>
+          <w:szCs w:val="26"/>
+        </w:rPr>
+        <w:t>quản</w:t>
+      </w:r>
+      <w:proofErr w:type="spellEnd"/>
+      <w:r>
+        <w:rPr>
+          <w:sz w:val="26"/>
+          <w:szCs w:val="26"/>
+        </w:rPr>
+        <w:t xml:space="preserve"> </w:t>
+      </w:r>
+      <w:proofErr w:type="spellStart"/>
+      <w:r>
+        <w:rPr>
+          <w:sz w:val="26"/>
+          <w:szCs w:val="26"/>
+        </w:rPr>
+        <w:t>lý</w:t>
+      </w:r>
+      <w:proofErr w:type="spellEnd"/>
+      <w:r>
+        <w:rPr>
+          <w:sz w:val="26"/>
+          <w:szCs w:val="26"/>
+        </w:rPr>
+        <w:t xml:space="preserve"> </w:t>
+      </w:r>
+      <w:proofErr w:type="spellStart"/>
+      <w:r>
+        <w:rPr>
+          <w:sz w:val="26"/>
+          <w:szCs w:val="26"/>
+        </w:rPr>
+        <w:t>của</w:t>
+      </w:r>
+      <w:proofErr w:type="spellEnd"/>
+      <w:r>
+        <w:rPr>
+          <w:sz w:val="26"/>
+          <w:szCs w:val="26"/>
+        </w:rPr>
+        <w:t xml:space="preserve"> </w:t>
+      </w:r>
+      <w:proofErr w:type="spellStart"/>
+      <w:r>
+        <w:rPr>
+          <w:sz w:val="26"/>
+          <w:szCs w:val="26"/>
+        </w:rPr>
+        <w:t>công</w:t>
+      </w:r>
+      <w:proofErr w:type="spellEnd"/>
+      <w:r>
+        <w:rPr>
+          <w:sz w:val="26"/>
+          <w:szCs w:val="26"/>
+        </w:rPr>
+        <w:t xml:space="preserve"> ty, </w:t>
+      </w:r>
+      <w:r>
+        <w:rPr>
+          <w:sz w:val="26"/>
+          <w:szCs w:val="26"/>
+        </w:rPr>
+        <w:t xml:space="preserve">bao </w:t>
+      </w:r>
+      <w:proofErr w:type="spellStart"/>
+      <w:r>
+        <w:rPr>
+          <w:sz w:val="26"/>
+          <w:szCs w:val="26"/>
+        </w:rPr>
+        <w:t>gồm</w:t>
+      </w:r>
+      <w:proofErr w:type="spellEnd"/>
       <w:r>
         <w:rPr>
           <w:sz w:val="26"/>
@@ -743,14 +1359,462 @@
           <w:sz w:val="26"/>
           <w:szCs w:val="26"/>
         </w:rPr>
-        <w:t xml:space="preserve"> các phòng ban, nhà máy đang duy trì thực hiện các hệ thống quản lý chất lượng, môi trường và quản lý năng lực phòng thử nghiệm theo ISO 9</w:t>
-      </w:r>
-      <w:r>
-        <w:rPr>
-          <w:sz w:val="26"/>
-          <w:szCs w:val="26"/>
-        </w:rPr>
-        <w:t>001, ISO 14001 và ISO/IEC 17025</w:t>
+        <w:t xml:space="preserve"> </w:t>
+      </w:r>
+      <w:proofErr w:type="spellStart"/>
+      <w:r>
+        <w:rPr>
+          <w:sz w:val="26"/>
+          <w:szCs w:val="26"/>
+        </w:rPr>
+        <w:t>các</w:t>
+      </w:r>
+      <w:proofErr w:type="spellEnd"/>
+      <w:r>
+        <w:rPr>
+          <w:sz w:val="26"/>
+          <w:szCs w:val="26"/>
+        </w:rPr>
+        <w:t xml:space="preserve"> </w:t>
+      </w:r>
+      <w:proofErr w:type="spellStart"/>
+      <w:r>
+        <w:rPr>
+          <w:sz w:val="26"/>
+          <w:szCs w:val="26"/>
+        </w:rPr>
+        <w:t>phòng</w:t>
+      </w:r>
+      <w:proofErr w:type="spellEnd"/>
+      <w:r>
+        <w:rPr>
+          <w:sz w:val="26"/>
+          <w:szCs w:val="26"/>
+        </w:rPr>
+        <w:t xml:space="preserve"> ban, </w:t>
+      </w:r>
+      <w:proofErr w:type="spellStart"/>
+      <w:r>
+        <w:rPr>
+          <w:sz w:val="26"/>
+          <w:szCs w:val="26"/>
+        </w:rPr>
+        <w:t>nhà</w:t>
+      </w:r>
+      <w:proofErr w:type="spellEnd"/>
+      <w:r>
+        <w:rPr>
+          <w:sz w:val="26"/>
+          <w:szCs w:val="26"/>
+        </w:rPr>
+        <w:t xml:space="preserve"> </w:t>
+      </w:r>
+      <w:proofErr w:type="spellStart"/>
+      <w:r>
+        <w:rPr>
+          <w:sz w:val="26"/>
+          <w:szCs w:val="26"/>
+        </w:rPr>
+        <w:t>máy</w:t>
+      </w:r>
+      <w:proofErr w:type="spellEnd"/>
+      <w:r>
+        <w:rPr>
+          <w:sz w:val="26"/>
+          <w:szCs w:val="26"/>
+        </w:rPr>
+        <w:t xml:space="preserve"> </w:t>
+      </w:r>
+      <w:proofErr w:type="spellStart"/>
+      <w:r>
+        <w:rPr>
+          <w:sz w:val="26"/>
+          <w:szCs w:val="26"/>
+        </w:rPr>
+        <w:t>đang</w:t>
+      </w:r>
+      <w:proofErr w:type="spellEnd"/>
+      <w:r>
+        <w:rPr>
+          <w:sz w:val="26"/>
+          <w:szCs w:val="26"/>
+        </w:rPr>
+        <w:t xml:space="preserve"> </w:t>
+      </w:r>
+      <w:proofErr w:type="spellStart"/>
+      <w:r>
+        <w:rPr>
+          <w:sz w:val="26"/>
+          <w:szCs w:val="26"/>
+        </w:rPr>
+        <w:t>duy</w:t>
+      </w:r>
+      <w:proofErr w:type="spellEnd"/>
+      <w:r>
+        <w:rPr>
+          <w:sz w:val="26"/>
+          <w:szCs w:val="26"/>
+        </w:rPr>
+        <w:t xml:space="preserve"> </w:t>
+      </w:r>
+      <w:proofErr w:type="spellStart"/>
+      <w:r>
+        <w:rPr>
+          <w:sz w:val="26"/>
+          <w:szCs w:val="26"/>
+        </w:rPr>
+        <w:t>trì</w:t>
+      </w:r>
+      <w:proofErr w:type="spellEnd"/>
+      <w:r>
+        <w:rPr>
+          <w:sz w:val="26"/>
+          <w:szCs w:val="26"/>
+        </w:rPr>
+        <w:t xml:space="preserve"> </w:t>
+      </w:r>
+      <w:proofErr w:type="spellStart"/>
+      <w:r>
+        <w:rPr>
+          <w:sz w:val="26"/>
+          <w:szCs w:val="26"/>
+        </w:rPr>
+        <w:t>thực</w:t>
+      </w:r>
+      <w:proofErr w:type="spellEnd"/>
+      <w:r>
+        <w:rPr>
+          <w:sz w:val="26"/>
+          <w:szCs w:val="26"/>
+        </w:rPr>
+        <w:t xml:space="preserve"> </w:t>
+      </w:r>
+      <w:proofErr w:type="spellStart"/>
+      <w:r>
+        <w:rPr>
+          <w:sz w:val="26"/>
+          <w:szCs w:val="26"/>
+        </w:rPr>
+        <w:t>hiện</w:t>
+      </w:r>
+      <w:proofErr w:type="spellEnd"/>
+      <w:r>
+        <w:rPr>
+          <w:sz w:val="26"/>
+          <w:szCs w:val="26"/>
+        </w:rPr>
+        <w:t xml:space="preserve"> </w:t>
+      </w:r>
+      <w:proofErr w:type="spellStart"/>
+      <w:r>
+        <w:rPr>
+          <w:sz w:val="26"/>
+          <w:szCs w:val="26"/>
+        </w:rPr>
+        <w:t>các</w:t>
+      </w:r>
+      <w:proofErr w:type="spellEnd"/>
+      <w:r>
+        <w:rPr>
+          <w:sz w:val="26"/>
+          <w:szCs w:val="26"/>
+        </w:rPr>
+        <w:t xml:space="preserve"> </w:t>
+      </w:r>
+      <w:proofErr w:type="spellStart"/>
+      <w:r>
+        <w:rPr>
+          <w:sz w:val="26"/>
+          <w:szCs w:val="26"/>
+        </w:rPr>
+        <w:t>hệ</w:t>
+      </w:r>
+      <w:proofErr w:type="spellEnd"/>
+      <w:r>
+        <w:rPr>
+          <w:sz w:val="26"/>
+          <w:szCs w:val="26"/>
+        </w:rPr>
+        <w:t xml:space="preserve"> </w:t>
+      </w:r>
+      <w:proofErr w:type="spellStart"/>
+      <w:r>
+        <w:rPr>
+          <w:sz w:val="26"/>
+          <w:szCs w:val="26"/>
+        </w:rPr>
+        <w:t>thống</w:t>
+      </w:r>
+      <w:proofErr w:type="spellEnd"/>
+      <w:r>
+        <w:rPr>
+          <w:sz w:val="26"/>
+          <w:szCs w:val="26"/>
+        </w:rPr>
+        <w:t xml:space="preserve"> </w:t>
+      </w:r>
+      <w:proofErr w:type="spellStart"/>
+      <w:r>
+        <w:rPr>
+          <w:sz w:val="26"/>
+          <w:szCs w:val="26"/>
+        </w:rPr>
+        <w:t>quản</w:t>
+      </w:r>
+      <w:proofErr w:type="spellEnd"/>
+      <w:r>
+        <w:rPr>
+          <w:sz w:val="26"/>
+          <w:szCs w:val="26"/>
+        </w:rPr>
+        <w:t xml:space="preserve"> </w:t>
+      </w:r>
+      <w:proofErr w:type="spellStart"/>
+      <w:r>
+        <w:rPr>
+          <w:sz w:val="26"/>
+          <w:szCs w:val="26"/>
+        </w:rPr>
+        <w:t>lý</w:t>
+      </w:r>
+      <w:proofErr w:type="spellEnd"/>
+      <w:r>
+        <w:rPr>
+          <w:sz w:val="26"/>
+          <w:szCs w:val="26"/>
+        </w:rPr>
+        <w:t xml:space="preserve"> </w:t>
+      </w:r>
+      <w:proofErr w:type="spellStart"/>
+      <w:r>
+        <w:rPr>
+          <w:sz w:val="26"/>
+          <w:szCs w:val="26"/>
+        </w:rPr>
+        <w:t>chất</w:t>
+      </w:r>
+      <w:proofErr w:type="spellEnd"/>
+      <w:r>
+        <w:rPr>
+          <w:sz w:val="26"/>
+          <w:szCs w:val="26"/>
+        </w:rPr>
+        <w:t xml:space="preserve"> </w:t>
+      </w:r>
+      <w:proofErr w:type="spellStart"/>
+      <w:r>
+        <w:rPr>
+          <w:sz w:val="26"/>
+          <w:szCs w:val="26"/>
+        </w:rPr>
+        <w:t>lượng</w:t>
+      </w:r>
+      <w:proofErr w:type="spellEnd"/>
+      <w:r>
+        <w:rPr>
+          <w:sz w:val="26"/>
+          <w:szCs w:val="26"/>
+        </w:rPr>
+        <w:t xml:space="preserve">, </w:t>
+      </w:r>
+      <w:proofErr w:type="spellStart"/>
+      <w:r>
+        <w:rPr>
+          <w:sz w:val="26"/>
+          <w:szCs w:val="26"/>
+        </w:rPr>
+        <w:t>môi</w:t>
+      </w:r>
+      <w:proofErr w:type="spellEnd"/>
+      <w:r>
+        <w:rPr>
+          <w:sz w:val="26"/>
+          <w:szCs w:val="26"/>
+        </w:rPr>
+        <w:t xml:space="preserve"> </w:t>
+      </w:r>
+      <w:proofErr w:type="spellStart"/>
+      <w:r>
+        <w:rPr>
+          <w:sz w:val="26"/>
+          <w:szCs w:val="26"/>
+        </w:rPr>
+        <w:t>trường</w:t>
+      </w:r>
+      <w:proofErr w:type="spellEnd"/>
+      <w:r>
+        <w:rPr>
+          <w:sz w:val="26"/>
+          <w:szCs w:val="26"/>
+        </w:rPr>
+        <w:t xml:space="preserve"> </w:t>
+      </w:r>
+      <w:proofErr w:type="spellStart"/>
+      <w:r>
+        <w:rPr>
+          <w:sz w:val="26"/>
+          <w:szCs w:val="26"/>
+        </w:rPr>
+        <w:t>và</w:t>
+      </w:r>
+      <w:proofErr w:type="spellEnd"/>
+      <w:r>
+        <w:rPr>
+          <w:sz w:val="26"/>
+          <w:szCs w:val="26"/>
+        </w:rPr>
+        <w:t xml:space="preserve"> </w:t>
+      </w:r>
+      <w:proofErr w:type="spellStart"/>
+      <w:r>
+        <w:rPr>
+          <w:sz w:val="26"/>
+          <w:szCs w:val="26"/>
+        </w:rPr>
+        <w:t>quản</w:t>
+      </w:r>
+      <w:proofErr w:type="spellEnd"/>
+      <w:r>
+        <w:rPr>
+          <w:sz w:val="26"/>
+          <w:szCs w:val="26"/>
+        </w:rPr>
+        <w:t xml:space="preserve"> </w:t>
+      </w:r>
+      <w:proofErr w:type="spellStart"/>
+      <w:r>
+        <w:rPr>
+          <w:sz w:val="26"/>
+          <w:szCs w:val="26"/>
+        </w:rPr>
+        <w:t>lý</w:t>
+      </w:r>
+      <w:proofErr w:type="spellEnd"/>
+      <w:r>
+        <w:rPr>
+          <w:sz w:val="26"/>
+          <w:szCs w:val="26"/>
+        </w:rPr>
+        <w:t xml:space="preserve"> </w:t>
+      </w:r>
+      <w:proofErr w:type="spellStart"/>
+      <w:r>
+        <w:rPr>
+          <w:sz w:val="26"/>
+          <w:szCs w:val="26"/>
+        </w:rPr>
+        <w:t>năng</w:t>
+      </w:r>
+      <w:proofErr w:type="spellEnd"/>
+      <w:r>
+        <w:rPr>
+          <w:sz w:val="26"/>
+          <w:szCs w:val="26"/>
+        </w:rPr>
+        <w:t xml:space="preserve"> </w:t>
+      </w:r>
+      <w:proofErr w:type="spellStart"/>
+      <w:r>
+        <w:rPr>
+          <w:sz w:val="26"/>
+          <w:szCs w:val="26"/>
+        </w:rPr>
+        <w:t>lực</w:t>
+      </w:r>
+      <w:proofErr w:type="spellEnd"/>
+      <w:r>
+        <w:rPr>
+          <w:sz w:val="26"/>
+          <w:szCs w:val="26"/>
+        </w:rPr>
+        <w:t xml:space="preserve"> </w:t>
+      </w:r>
+      <w:proofErr w:type="spellStart"/>
+      <w:r>
+        <w:rPr>
+          <w:sz w:val="26"/>
+          <w:szCs w:val="26"/>
+        </w:rPr>
+        <w:t>phòng</w:t>
+      </w:r>
+      <w:proofErr w:type="spellEnd"/>
+      <w:r>
+        <w:rPr>
+          <w:sz w:val="26"/>
+          <w:szCs w:val="26"/>
+        </w:rPr>
+        <w:t xml:space="preserve"> </w:t>
+      </w:r>
+      <w:proofErr w:type="spellStart"/>
+      <w:r>
+        <w:rPr>
+          <w:sz w:val="26"/>
+          <w:szCs w:val="26"/>
+        </w:rPr>
+        <w:t>thử</w:t>
+      </w:r>
+      <w:proofErr w:type="spellEnd"/>
+      <w:r>
+        <w:rPr>
+          <w:sz w:val="26"/>
+          <w:szCs w:val="26"/>
+        </w:rPr>
+        <w:t xml:space="preserve"> </w:t>
+      </w:r>
+      <w:proofErr w:type="spellStart"/>
+      <w:r>
+        <w:rPr>
+          <w:sz w:val="26"/>
+          <w:szCs w:val="26"/>
+        </w:rPr>
+        <w:t>nghiệm</w:t>
+      </w:r>
+      <w:proofErr w:type="spellEnd"/>
+      <w:r>
+        <w:rPr>
+          <w:sz w:val="26"/>
+          <w:szCs w:val="26"/>
+        </w:rPr>
+        <w:t xml:space="preserve"> </w:t>
+      </w:r>
+      <w:proofErr w:type="spellStart"/>
+      <w:r>
+        <w:rPr>
+          <w:sz w:val="26"/>
+          <w:szCs w:val="26"/>
+        </w:rPr>
+        <w:t>theo</w:t>
+      </w:r>
+      <w:proofErr w:type="spellEnd"/>
+      <w:r>
+        <w:rPr>
+          <w:sz w:val="26"/>
+          <w:szCs w:val="26"/>
+        </w:rPr>
+        <w:t xml:space="preserve"> ISO 9</w:t>
+      </w:r>
+      <w:r>
+        <w:rPr>
+          <w:sz w:val="26"/>
+          <w:szCs w:val="26"/>
+        </w:rPr>
+        <w:t xml:space="preserve">001, ISO 14001 </w:t>
+      </w:r>
+      <w:proofErr w:type="spellStart"/>
+      <w:r>
+        <w:rPr>
+          <w:sz w:val="26"/>
+          <w:szCs w:val="26"/>
+        </w:rPr>
+        <w:t>và</w:t>
+      </w:r>
+      <w:proofErr w:type="spellEnd"/>
+      <w:r>
+        <w:rPr>
+          <w:sz w:val="26"/>
+          <w:szCs w:val="26"/>
+        </w:rPr>
+        <w:t xml:space="preserve"> ISO/IEC 17025</w:t>
       </w:r>
       <w:r>
         <w:rPr>
@@ -779,13 +1843,23 @@
           <w:szCs w:val="26"/>
         </w:rPr>
       </w:pPr>
+      <w:proofErr w:type="spellStart"/>
       <w:r>
         <w:rPr>
           <w:b/>
           <w:sz w:val="26"/>
           <w:szCs w:val="26"/>
         </w:rPr>
-        <w:t xml:space="preserve">Nội dung: </w:t>
+        <w:t>Nội</w:t>
+      </w:r>
+      <w:proofErr w:type="spellEnd"/>
+      <w:r>
+        <w:rPr>
+          <w:b/>
+          <w:sz w:val="26"/>
+          <w:szCs w:val="26"/>
+        </w:rPr>
+        <w:t xml:space="preserve"> dung: </w:t>
       </w:r>
       <w:r>
         <w:rPr>
@@ -793,14 +1867,32 @@
           <w:sz w:val="26"/>
           <w:szCs w:val="26"/>
         </w:rPr>
-        <w:t>Trong năm 202</w:t>
-      </w:r>
+        <w:t xml:space="preserve">Trong </w:t>
+      </w:r>
+      <w:proofErr w:type="spellStart"/>
       <w:r>
         <w:rPr>
           <w:bCs/>
           <w:sz w:val="26"/>
           <w:szCs w:val="26"/>
         </w:rPr>
+        <w:t>năm</w:t>
+      </w:r>
+      <w:proofErr w:type="spellEnd"/>
+      <w:r>
+        <w:rPr>
+          <w:bCs/>
+          <w:sz w:val="26"/>
+          <w:szCs w:val="26"/>
+        </w:rPr>
+        <w:t xml:space="preserve"> 202</w:t>
+      </w:r>
+      <w:r>
+        <w:rPr>
+          <w:bCs/>
+          <w:sz w:val="26"/>
+          <w:szCs w:val="26"/>
+        </w:rPr>
         <w:t>6</w:t>
       </w:r>
       <w:r>
@@ -809,7 +1901,205 @@
           <w:sz w:val="26"/>
           <w:szCs w:val="26"/>
         </w:rPr>
-        <w:t>, Công ty TNHH PTCS Phước Hòa Kampong Thom phấn đấu đạt được các mục tiêu như sau:</w:t>
+        <w:t xml:space="preserve">, Công ty TNHH PTCS </w:t>
+      </w:r>
+      <w:proofErr w:type="spellStart"/>
+      <w:r>
+        <w:rPr>
+          <w:bCs/>
+          <w:sz w:val="26"/>
+          <w:szCs w:val="26"/>
+        </w:rPr>
+        <w:t>Phước</w:t>
+      </w:r>
+      <w:proofErr w:type="spellEnd"/>
+      <w:r>
+        <w:rPr>
+          <w:bCs/>
+          <w:sz w:val="26"/>
+          <w:szCs w:val="26"/>
+        </w:rPr>
+        <w:t xml:space="preserve"> </w:t>
+      </w:r>
+      <w:proofErr w:type="spellStart"/>
+      <w:r>
+        <w:rPr>
+          <w:bCs/>
+          <w:sz w:val="26"/>
+          <w:szCs w:val="26"/>
+        </w:rPr>
+        <w:t>Hòa</w:t>
+      </w:r>
+      <w:proofErr w:type="spellEnd"/>
+      <w:r>
+        <w:rPr>
+          <w:bCs/>
+          <w:sz w:val="26"/>
+          <w:szCs w:val="26"/>
+        </w:rPr>
+        <w:t xml:space="preserve"> Kampong Thom </w:t>
+      </w:r>
+      <w:proofErr w:type="spellStart"/>
+      <w:r>
+        <w:rPr>
+          <w:bCs/>
+          <w:sz w:val="26"/>
+          <w:szCs w:val="26"/>
+        </w:rPr>
+        <w:t>phấn</w:t>
+      </w:r>
+      <w:proofErr w:type="spellEnd"/>
+      <w:r>
+        <w:rPr>
+          <w:bCs/>
+          <w:sz w:val="26"/>
+          <w:szCs w:val="26"/>
+        </w:rPr>
+        <w:t xml:space="preserve"> </w:t>
+      </w:r>
+      <w:proofErr w:type="spellStart"/>
+      <w:r>
+        <w:rPr>
+          <w:bCs/>
+          <w:sz w:val="26"/>
+          <w:szCs w:val="26"/>
+        </w:rPr>
+        <w:t>đấu</w:t>
+      </w:r>
+      <w:proofErr w:type="spellEnd"/>
+      <w:r>
+        <w:rPr>
+          <w:bCs/>
+          <w:sz w:val="26"/>
+          <w:szCs w:val="26"/>
+        </w:rPr>
+        <w:t xml:space="preserve"> </w:t>
+      </w:r>
+      <w:proofErr w:type="spellStart"/>
+      <w:r>
+        <w:rPr>
+          <w:bCs/>
+          <w:sz w:val="26"/>
+          <w:szCs w:val="26"/>
+        </w:rPr>
+        <w:t>đạt</w:t>
+      </w:r>
+      <w:proofErr w:type="spellEnd"/>
+      <w:r>
+        <w:rPr>
+          <w:bCs/>
+          <w:sz w:val="26"/>
+          <w:szCs w:val="26"/>
+        </w:rPr>
+        <w:t xml:space="preserve"> </w:t>
+      </w:r>
+      <w:proofErr w:type="spellStart"/>
+      <w:r>
+        <w:rPr>
+          <w:bCs/>
+          <w:sz w:val="26"/>
+          <w:szCs w:val="26"/>
+        </w:rPr>
+        <w:t>được</w:t>
+      </w:r>
+      <w:proofErr w:type="spellEnd"/>
+      <w:r>
+        <w:rPr>
+          <w:bCs/>
+          <w:sz w:val="26"/>
+          <w:szCs w:val="26"/>
+        </w:rPr>
+        <w:t xml:space="preserve"> </w:t>
+      </w:r>
+      <w:proofErr w:type="spellStart"/>
+      <w:r>
+        <w:rPr>
+          <w:bCs/>
+          <w:sz w:val="26"/>
+          <w:szCs w:val="26"/>
+        </w:rPr>
+        <w:t>các</w:t>
+      </w:r>
+      <w:proofErr w:type="spellEnd"/>
+      <w:r>
+        <w:rPr>
+          <w:bCs/>
+          <w:sz w:val="26"/>
+          <w:szCs w:val="26"/>
+        </w:rPr>
+        <w:t xml:space="preserve"> </w:t>
+      </w:r>
+      <w:proofErr w:type="spellStart"/>
+      <w:r>
+        <w:rPr>
+          <w:bCs/>
+          <w:sz w:val="26"/>
+          <w:szCs w:val="26"/>
+        </w:rPr>
+        <w:t>mục</w:t>
+      </w:r>
+      <w:proofErr w:type="spellEnd"/>
+      <w:r>
+        <w:rPr>
+          <w:bCs/>
+          <w:sz w:val="26"/>
+          <w:szCs w:val="26"/>
+        </w:rPr>
+        <w:t xml:space="preserve"> </w:t>
+      </w:r>
+      <w:proofErr w:type="spellStart"/>
+      <w:r>
+        <w:rPr>
+          <w:bCs/>
+          <w:sz w:val="26"/>
+          <w:szCs w:val="26"/>
+        </w:rPr>
+        <w:t>tiêu</w:t>
+      </w:r>
+      <w:proofErr w:type="spellEnd"/>
+      <w:r>
+        <w:rPr>
+          <w:bCs/>
+          <w:sz w:val="26"/>
+          <w:szCs w:val="26"/>
+        </w:rPr>
+        <w:t xml:space="preserve"> </w:t>
+      </w:r>
+      <w:proofErr w:type="spellStart"/>
+      <w:r>
+        <w:rPr>
+          <w:bCs/>
+          <w:sz w:val="26"/>
+          <w:szCs w:val="26"/>
+        </w:rPr>
+        <w:t>như</w:t>
+      </w:r>
+      <w:proofErr w:type="spellEnd"/>
+      <w:r>
+        <w:rPr>
+          <w:bCs/>
+          <w:sz w:val="26"/>
+          <w:szCs w:val="26"/>
+        </w:rPr>
+        <w:t xml:space="preserve"> </w:t>
+      </w:r>
+      <w:proofErr w:type="spellStart"/>
+      <w:r>
+        <w:rPr>
+          <w:bCs/>
+          <w:sz w:val="26"/>
+          <w:szCs w:val="26"/>
+        </w:rPr>
+        <w:t>sau</w:t>
+      </w:r>
+      <w:proofErr w:type="spellEnd"/>
+      <w:r>
+        <w:rPr>
+          <w:bCs/>
+          <w:sz w:val="26"/>
+          <w:szCs w:val="26"/>
+        </w:rPr>
+        <w:t>:</w:t>
       </w:r>
     </w:p>
     <w:p>
@@ -959,13 +2249,63 @@
                 <w:rFonts w:eastAsia="SimSun"/>
               </w:rPr>
             </w:pPr>
+            <w:proofErr w:type="spellStart"/>
             <w:r>
               <w:rPr>
                 <w:rFonts w:eastAsia="SimSun"/>
                 <w:b/>
               </w:rPr>
-              <w:t>Mục tiêu chất lượng</w:t>
-            </w:r>
+              <w:t>Mục</w:t>
+            </w:r>
+            <w:proofErr w:type="spellEnd"/>
+            <w:r>
+              <w:rPr>
+                <w:rFonts w:eastAsia="SimSun"/>
+                <w:b/>
+              </w:rPr>
+              <w:t xml:space="preserve"> </w:t>
+            </w:r>
+            <w:proofErr w:type="spellStart"/>
+            <w:r>
+              <w:rPr>
+                <w:rFonts w:eastAsia="SimSun"/>
+                <w:b/>
+              </w:rPr>
+              <w:t>tiêu</w:t>
+            </w:r>
+            <w:proofErr w:type="spellEnd"/>
+            <w:r>
+              <w:rPr>
+                <w:rFonts w:eastAsia="SimSun"/>
+                <w:b/>
+              </w:rPr>
+              <w:t xml:space="preserve"> </w:t>
+            </w:r>
+            <w:proofErr w:type="spellStart"/>
+            <w:r>
+              <w:rPr>
+                <w:rFonts w:eastAsia="SimSun"/>
+                <w:b/>
+              </w:rPr>
+              <w:t>chất</w:t>
+            </w:r>
+            <w:proofErr w:type="spellEnd"/>
+            <w:r>
+              <w:rPr>
+                <w:rFonts w:eastAsia="SimSun"/>
+                <w:b/>
+              </w:rPr>
+              <w:t xml:space="preserve"> </w:t>
+            </w:r>
+            <w:proofErr w:type="spellStart"/>
+            <w:r>
+              <w:rPr>
+                <w:rFonts w:eastAsia="SimSun"/>
+                <w:b/>
+              </w:rPr>
+              <w:t>lượng</w:t>
+            </w:r>
+            <w:proofErr w:type="spellEnd"/>
           </w:p>
         </w:tc>
         <w:tc>
@@ -1023,7 +2363,119 @@
               <w:jc w:val="both"/>
             </w:pPr>
             <w:r>
-              <w:t>Duy trì và nâng cao tỷ lệ tay nghề khá giỏi công nhân khai thác.</w:t>
+              <w:t xml:space="preserve">Duy </w:t>
+            </w:r>
+            <w:proofErr w:type="spellStart"/>
+            <w:r>
+              <w:t>trì</w:t>
+            </w:r>
+            <w:proofErr w:type="spellEnd"/>
+            <w:r>
+              <w:t xml:space="preserve"> </w:t>
+            </w:r>
+            <w:proofErr w:type="spellStart"/>
+            <w:r>
+              <w:t>và</w:t>
+            </w:r>
+            <w:proofErr w:type="spellEnd"/>
+            <w:r>
+              <w:t xml:space="preserve"> </w:t>
+            </w:r>
+            <w:proofErr w:type="spellStart"/>
+            <w:r>
+              <w:t>nâng</w:t>
+            </w:r>
+            <w:proofErr w:type="spellEnd"/>
+            <w:r>
+              <w:t xml:space="preserve"> </w:t>
+            </w:r>
+            <w:proofErr w:type="spellStart"/>
+            <w:r>
+              <w:t>cao</w:t>
+            </w:r>
+            <w:proofErr w:type="spellEnd"/>
+            <w:r>
+              <w:t xml:space="preserve"> </w:t>
+            </w:r>
+            <w:proofErr w:type="spellStart"/>
+            <w:r>
+              <w:t>tỷ</w:t>
+            </w:r>
+            <w:proofErr w:type="spellEnd"/>
+            <w:r>
+              <w:t xml:space="preserve"> </w:t>
+            </w:r>
+            <w:proofErr w:type="spellStart"/>
+            <w:r>
+              <w:t>lệ</w:t>
+            </w:r>
+            <w:proofErr w:type="spellEnd"/>
+            <w:r>
+              <w:t xml:space="preserve"> </w:t>
+            </w:r>
+            <w:proofErr w:type="spellStart"/>
+            <w:r>
+              <w:t>tay</w:t>
+            </w:r>
+            <w:proofErr w:type="spellEnd"/>
+            <w:r>
+              <w:t xml:space="preserve"> </w:t>
+            </w:r>
+            <w:proofErr w:type="spellStart"/>
+            <w:r>
+              <w:t>nghề</w:t>
+            </w:r>
+            <w:proofErr w:type="spellEnd"/>
+            <w:r>
+              <w:t xml:space="preserve"> </w:t>
+            </w:r>
+            <w:proofErr w:type="spellStart"/>
+            <w:r>
+              <w:t>khá</w:t>
+            </w:r>
+            <w:proofErr w:type="spellEnd"/>
+            <w:r>
+              <w:t xml:space="preserve"> </w:t>
+            </w:r>
+            <w:proofErr w:type="spellStart"/>
+            <w:r>
+              <w:t>giỏi</w:t>
+            </w:r>
+            <w:proofErr w:type="spellEnd"/>
+            <w:r>
+              <w:t xml:space="preserve"> </w:t>
+            </w:r>
+            <w:proofErr w:type="spellStart"/>
+            <w:r>
+              <w:t>công</w:t>
+            </w:r>
+            <w:proofErr w:type="spellEnd"/>
+            <w:r>
+              <w:t xml:space="preserve"> </w:t>
+            </w:r>
+            <w:proofErr w:type="spellStart"/>
+            <w:r>
+              <w:t>nhân</w:t>
+            </w:r>
+            <w:proofErr w:type="spellEnd"/>
+            <w:r>
+              <w:t xml:space="preserve"> </w:t>
+            </w:r>
+            <w:proofErr w:type="spellStart"/>
+            <w:r>
+              <w:t>khai</w:t>
+            </w:r>
+            <w:proofErr w:type="spellEnd"/>
+            <w:r>
+              <w:t xml:space="preserve"> </w:t>
+            </w:r>
+            <w:proofErr w:type="spellStart"/>
+            <w:r>
+              <w:t>thác</w:t>
+            </w:r>
+            <w:proofErr w:type="spellEnd"/>
+            <w:r>
+              <w:t>.</w:t>
             </w:r>
           </w:p>
         </w:tc>
@@ -1038,8 +2490,13 @@
               <w:spacing w:line="276" w:lineRule="auto"/>
               <w:jc w:val="center"/>
             </w:pPr>
-            <w:r>
-              <w:t>Phòng KTNN</w:t>
+            <w:proofErr w:type="spellStart"/>
+            <w:r>
+              <w:t>Phòng</w:t>
+            </w:r>
+            <w:proofErr w:type="spellEnd"/>
+            <w:r>
+              <w:t xml:space="preserve"> KTNN</w:t>
             </w:r>
           </w:p>
         </w:tc>
@@ -1078,8 +2535,101 @@
               <w:spacing w:line="276" w:lineRule="auto"/>
               <w:jc w:val="both"/>
             </w:pPr>
-            <w:r>
-              <w:t>Ứng dụng triệt để bản đồ số GIS trong quản lý vườn cây.</w:t>
+            <w:proofErr w:type="spellStart"/>
+            <w:r>
+              <w:t>Ứng</w:t>
+            </w:r>
+            <w:proofErr w:type="spellEnd"/>
+            <w:r>
+              <w:t xml:space="preserve"> </w:t>
+            </w:r>
+            <w:proofErr w:type="spellStart"/>
+            <w:r>
+              <w:t>dụng</w:t>
+            </w:r>
+            <w:proofErr w:type="spellEnd"/>
+            <w:r>
+              <w:t xml:space="preserve"> </w:t>
+            </w:r>
+            <w:proofErr w:type="spellStart"/>
+            <w:r>
+              <w:t>triệt</w:t>
+            </w:r>
+            <w:proofErr w:type="spellEnd"/>
+            <w:r>
+              <w:t xml:space="preserve"> </w:t>
+            </w:r>
+            <w:proofErr w:type="spellStart"/>
+            <w:r>
+              <w:t>để</w:t>
+            </w:r>
+            <w:proofErr w:type="spellEnd"/>
+            <w:r>
+              <w:t xml:space="preserve"> </w:t>
+            </w:r>
+            <w:proofErr w:type="spellStart"/>
+            <w:r>
+              <w:t>bản</w:t>
+            </w:r>
+            <w:proofErr w:type="spellEnd"/>
+            <w:r>
+              <w:t xml:space="preserve"> </w:t>
+            </w:r>
+            <w:proofErr w:type="spellStart"/>
+            <w:r>
+              <w:t>đồ</w:t>
+            </w:r>
+            <w:proofErr w:type="spellEnd"/>
+            <w:r>
+              <w:t xml:space="preserve"> </w:t>
+            </w:r>
+            <w:proofErr w:type="spellStart"/>
+            <w:r>
+              <w:t>số</w:t>
+            </w:r>
+            <w:proofErr w:type="spellEnd"/>
+            <w:r>
+              <w:t xml:space="preserve"> GIS </w:t>
+            </w:r>
+            <w:proofErr w:type="spellStart"/>
+            <w:r>
+              <w:t>trong</w:t>
+            </w:r>
+            <w:proofErr w:type="spellEnd"/>
+            <w:r>
+              <w:t xml:space="preserve"> </w:t>
+            </w:r>
+            <w:proofErr w:type="spellStart"/>
+            <w:r>
+              <w:t>quản</w:t>
+            </w:r>
+            <w:proofErr w:type="spellEnd"/>
+            <w:r>
+              <w:t xml:space="preserve"> </w:t>
+            </w:r>
+            <w:proofErr w:type="spellStart"/>
+            <w:r>
+              <w:t>lý</w:t>
+            </w:r>
+            <w:proofErr w:type="spellEnd"/>
+            <w:r>
+              <w:t xml:space="preserve"> </w:t>
+            </w:r>
+            <w:proofErr w:type="spellStart"/>
+            <w:r>
+              <w:t>vườn</w:t>
+            </w:r>
+            <w:proofErr w:type="spellEnd"/>
+            <w:r>
+              <w:t xml:space="preserve"> </w:t>
+            </w:r>
+            <w:proofErr w:type="spellStart"/>
+            <w:r>
+              <w:t>cây</w:t>
+            </w:r>
+            <w:proofErr w:type="spellEnd"/>
+            <w:r>
+              <w:t>.</w:t>
             </w:r>
           </w:p>
         </w:tc>
@@ -1094,8 +2644,13 @@
               <w:spacing w:line="276" w:lineRule="auto"/>
               <w:jc w:val="center"/>
             </w:pPr>
-            <w:r>
-              <w:t>Phòng KTNN</w:t>
+            <w:proofErr w:type="spellStart"/>
+            <w:r>
+              <w:t>Phòng</w:t>
+            </w:r>
+            <w:proofErr w:type="spellEnd"/>
+            <w:r>
+              <w:t xml:space="preserve"> KTNN</w:t>
             </w:r>
           </w:p>
         </w:tc>
@@ -1134,8 +2689,117 @@
               <w:spacing w:line="276" w:lineRule="auto"/>
               <w:jc w:val="both"/>
             </w:pPr>
-            <w:r>
-              <w:t xml:space="preserve">Đảm bảo 100% lô hàng xuất khẩu đáp ứng yêu cầu truy xuất nguồn gốc </w:t>
+            <w:proofErr w:type="spellStart"/>
+            <w:r>
+              <w:t>Đảm</w:t>
+            </w:r>
+            <w:proofErr w:type="spellEnd"/>
+            <w:r>
+              <w:t xml:space="preserve"> </w:t>
+            </w:r>
+            <w:proofErr w:type="spellStart"/>
+            <w:r>
+              <w:t>bảo</w:t>
+            </w:r>
+            <w:proofErr w:type="spellEnd"/>
+            <w:r>
+              <w:t xml:space="preserve"> 100% </w:t>
+            </w:r>
+            <w:proofErr w:type="spellStart"/>
+            <w:r>
+              <w:t>lô</w:t>
+            </w:r>
+            <w:proofErr w:type="spellEnd"/>
+            <w:r>
+              <w:t xml:space="preserve"> </w:t>
+            </w:r>
+            <w:proofErr w:type="spellStart"/>
+            <w:r>
+              <w:t>hàng</w:t>
+            </w:r>
+            <w:proofErr w:type="spellEnd"/>
+            <w:r>
+              <w:t xml:space="preserve"> </w:t>
+            </w:r>
+            <w:proofErr w:type="spellStart"/>
+            <w:r>
+              <w:t>xuất</w:t>
+            </w:r>
+            <w:proofErr w:type="spellEnd"/>
+            <w:r>
+              <w:t xml:space="preserve"> </w:t>
+            </w:r>
+            <w:proofErr w:type="spellStart"/>
+            <w:r>
+              <w:t>khẩu</w:t>
+            </w:r>
+            <w:proofErr w:type="spellEnd"/>
+            <w:r>
+              <w:t xml:space="preserve"> </w:t>
+            </w:r>
+            <w:proofErr w:type="spellStart"/>
+            <w:r>
+              <w:t>đáp</w:t>
+            </w:r>
+            <w:proofErr w:type="spellEnd"/>
+            <w:r>
+              <w:t xml:space="preserve"> </w:t>
+            </w:r>
+            <w:proofErr w:type="spellStart"/>
+            <w:r>
+              <w:t>ứng</w:t>
+            </w:r>
+            <w:proofErr w:type="spellEnd"/>
+            <w:r>
+              <w:t xml:space="preserve"> </w:t>
+            </w:r>
+            <w:proofErr w:type="spellStart"/>
+            <w:r>
+              <w:t>yêu</w:t>
+            </w:r>
+            <w:proofErr w:type="spellEnd"/>
+            <w:r>
+              <w:t xml:space="preserve"> </w:t>
+            </w:r>
+            <w:proofErr w:type="spellStart"/>
+            <w:r>
+              <w:t>cầu</w:t>
+            </w:r>
+            <w:proofErr w:type="spellEnd"/>
+            <w:r>
+              <w:t xml:space="preserve"> </w:t>
+            </w:r>
+            <w:proofErr w:type="spellStart"/>
+            <w:r>
+              <w:t>truy</w:t>
+            </w:r>
+            <w:proofErr w:type="spellEnd"/>
+            <w:r>
+              <w:t xml:space="preserve"> </w:t>
+            </w:r>
+            <w:proofErr w:type="spellStart"/>
+            <w:r>
+              <w:t>xuất</w:t>
+            </w:r>
+            <w:proofErr w:type="spellEnd"/>
+            <w:r>
+              <w:t xml:space="preserve"> </w:t>
+            </w:r>
+            <w:proofErr w:type="spellStart"/>
+            <w:r>
+              <w:t>nguồn</w:t>
+            </w:r>
+            <w:proofErr w:type="spellEnd"/>
+            <w:r>
+              <w:t xml:space="preserve"> </w:t>
+            </w:r>
+            <w:proofErr w:type="spellStart"/>
+            <w:r>
+              <w:t>gốc</w:t>
+            </w:r>
+            <w:proofErr w:type="spellEnd"/>
+            <w:r>
+              <w:t xml:space="preserve"> </w:t>
             </w:r>
             <w:r>
               <w:rPr>
@@ -1156,8 +2820,13 @@
               <w:spacing w:line="276" w:lineRule="auto"/>
               <w:jc w:val="center"/>
             </w:pPr>
-            <w:r>
-              <w:t>Phòng KTNN</w:t>
+            <w:proofErr w:type="spellStart"/>
+            <w:r>
+              <w:t>Phòng</w:t>
+            </w:r>
+            <w:proofErr w:type="spellEnd"/>
+            <w:r>
+              <w:t xml:space="preserve"> KTNN</w:t>
             </w:r>
           </w:p>
         </w:tc>
@@ -1196,8 +2865,285 @@
               <w:spacing w:line="276" w:lineRule="auto"/>
               <w:jc w:val="both"/>
             </w:pPr>
-            <w:r>
-              <w:t>Kiểm soát tốt quá trình khai thác, thu gom, bảo quản, vận chuyển mủ nguyên liệu và quy trình chế biến nhằm phấn đấu trên 96% sản phẩm cao su mủ CSR10 đạt chỉ tiêu tạp chất ≤ 0,05%.</w:t>
+            <w:proofErr w:type="spellStart"/>
+            <w:r>
+              <w:t>Kiểm</w:t>
+            </w:r>
+            <w:proofErr w:type="spellEnd"/>
+            <w:r>
+              <w:t xml:space="preserve"> </w:t>
+            </w:r>
+            <w:proofErr w:type="spellStart"/>
+            <w:r>
+              <w:t>soát</w:t>
+            </w:r>
+            <w:proofErr w:type="spellEnd"/>
+            <w:r>
+              <w:t xml:space="preserve"> </w:t>
+            </w:r>
+            <w:proofErr w:type="spellStart"/>
+            <w:r>
+              <w:t>tốt</w:t>
+            </w:r>
+            <w:proofErr w:type="spellEnd"/>
+            <w:r>
+              <w:t xml:space="preserve"> </w:t>
+            </w:r>
+            <w:proofErr w:type="spellStart"/>
+            <w:r>
+              <w:t>quá</w:t>
+            </w:r>
+            <w:proofErr w:type="spellEnd"/>
+            <w:r>
+              <w:t xml:space="preserve"> </w:t>
+            </w:r>
+            <w:proofErr w:type="spellStart"/>
+            <w:r>
+              <w:t>trình</w:t>
+            </w:r>
+            <w:proofErr w:type="spellEnd"/>
+            <w:r>
+              <w:t xml:space="preserve"> </w:t>
+            </w:r>
+            <w:proofErr w:type="spellStart"/>
+            <w:r>
+              <w:t>khai</w:t>
+            </w:r>
+            <w:proofErr w:type="spellEnd"/>
+            <w:r>
+              <w:t xml:space="preserve"> </w:t>
+            </w:r>
+            <w:proofErr w:type="spellStart"/>
+            <w:r>
+              <w:t>thác</w:t>
+            </w:r>
+            <w:proofErr w:type="spellEnd"/>
+            <w:r>
+              <w:t xml:space="preserve">, </w:t>
+            </w:r>
+            <w:proofErr w:type="spellStart"/>
+            <w:r>
+              <w:t>thu</w:t>
+            </w:r>
+            <w:proofErr w:type="spellEnd"/>
+            <w:r>
+              <w:t xml:space="preserve"> </w:t>
+            </w:r>
+            <w:proofErr w:type="spellStart"/>
+            <w:r>
+              <w:t>gom</w:t>
+            </w:r>
+            <w:proofErr w:type="spellEnd"/>
+            <w:r>
+              <w:t xml:space="preserve">, </w:t>
+            </w:r>
+            <w:proofErr w:type="spellStart"/>
+            <w:r>
+              <w:t>bảo</w:t>
+            </w:r>
+            <w:proofErr w:type="spellEnd"/>
+            <w:r>
+              <w:t xml:space="preserve"> </w:t>
+            </w:r>
+            <w:proofErr w:type="spellStart"/>
+            <w:r>
+              <w:t>quản</w:t>
+            </w:r>
+            <w:proofErr w:type="spellEnd"/>
+            <w:r>
+              <w:t xml:space="preserve">, </w:t>
+            </w:r>
+            <w:proofErr w:type="spellStart"/>
+            <w:r>
+              <w:t>vận</w:t>
+            </w:r>
+            <w:proofErr w:type="spellEnd"/>
+            <w:r>
+              <w:t xml:space="preserve"> </w:t>
+            </w:r>
+            <w:proofErr w:type="spellStart"/>
+            <w:r>
+              <w:t>chuyển</w:t>
+            </w:r>
+            <w:proofErr w:type="spellEnd"/>
+            <w:r>
+              <w:t xml:space="preserve"> </w:t>
+            </w:r>
+            <w:proofErr w:type="spellStart"/>
+            <w:r>
+              <w:t>mủ</w:t>
+            </w:r>
+            <w:proofErr w:type="spellEnd"/>
+            <w:r>
+              <w:t xml:space="preserve"> </w:t>
+            </w:r>
+            <w:proofErr w:type="spellStart"/>
+            <w:r>
+              <w:t>nguyên</w:t>
+            </w:r>
+            <w:proofErr w:type="spellEnd"/>
+            <w:r>
+              <w:t xml:space="preserve"> </w:t>
+            </w:r>
+            <w:proofErr w:type="spellStart"/>
+            <w:r>
+              <w:t>liệu</w:t>
+            </w:r>
+            <w:proofErr w:type="spellEnd"/>
+            <w:r>
+              <w:t xml:space="preserve"> </w:t>
+            </w:r>
+            <w:proofErr w:type="spellStart"/>
+            <w:r>
+              <w:t>và</w:t>
+            </w:r>
+            <w:proofErr w:type="spellEnd"/>
+            <w:r>
+              <w:t xml:space="preserve"> </w:t>
+            </w:r>
+            <w:proofErr w:type="spellStart"/>
+            <w:r>
+              <w:t>quy</w:t>
+            </w:r>
+            <w:proofErr w:type="spellEnd"/>
+            <w:r>
+              <w:t xml:space="preserve"> </w:t>
+            </w:r>
+            <w:proofErr w:type="spellStart"/>
+            <w:r>
+              <w:t>trình</w:t>
+            </w:r>
+            <w:proofErr w:type="spellEnd"/>
+            <w:r>
+              <w:t xml:space="preserve"> </w:t>
+            </w:r>
+            <w:proofErr w:type="spellStart"/>
+            <w:r>
+              <w:t>chế</w:t>
+            </w:r>
+            <w:proofErr w:type="spellEnd"/>
+            <w:r>
+              <w:t xml:space="preserve"> </w:t>
+            </w:r>
+            <w:proofErr w:type="spellStart"/>
+            <w:r>
+              <w:t>biến</w:t>
+            </w:r>
+            <w:proofErr w:type="spellEnd"/>
+            <w:r>
+              <w:t xml:space="preserve"> </w:t>
+            </w:r>
+            <w:proofErr w:type="spellStart"/>
+            <w:r>
+              <w:t>nhằm</w:t>
+            </w:r>
+            <w:proofErr w:type="spellEnd"/>
+            <w:r>
+              <w:t xml:space="preserve"> </w:t>
+            </w:r>
+            <w:proofErr w:type="spellStart"/>
+            <w:r>
+              <w:t>phấn</w:t>
+            </w:r>
+            <w:proofErr w:type="spellEnd"/>
+            <w:r>
+              <w:t xml:space="preserve"> </w:t>
+            </w:r>
+            <w:proofErr w:type="spellStart"/>
+            <w:r>
+              <w:t>đấu</w:t>
+            </w:r>
+            <w:proofErr w:type="spellEnd"/>
+            <w:r>
+              <w:t xml:space="preserve"> </w:t>
+            </w:r>
+            <w:proofErr w:type="spellStart"/>
+            <w:r>
+              <w:t>trên</w:t>
+            </w:r>
+            <w:proofErr w:type="spellEnd"/>
+            <w:r>
+              <w:t xml:space="preserve"> 96% </w:t>
+            </w:r>
+            <w:proofErr w:type="spellStart"/>
+            <w:r>
+              <w:t>sản</w:t>
+            </w:r>
+            <w:proofErr w:type="spellEnd"/>
+            <w:r>
+              <w:t xml:space="preserve"> </w:t>
+            </w:r>
+            <w:proofErr w:type="spellStart"/>
+            <w:r>
+              <w:t>phẩm</w:t>
+            </w:r>
+            <w:proofErr w:type="spellEnd"/>
+            <w:r>
+              <w:t xml:space="preserve"> </w:t>
+            </w:r>
+            <w:proofErr w:type="spellStart"/>
+            <w:r>
+              <w:t>cao</w:t>
+            </w:r>
+            <w:proofErr w:type="spellEnd"/>
+            <w:r>
+              <w:t xml:space="preserve"> </w:t>
+            </w:r>
+            <w:proofErr w:type="spellStart"/>
+            <w:r>
+              <w:t>su</w:t>
+            </w:r>
+            <w:proofErr w:type="spellEnd"/>
+            <w:r>
+              <w:t xml:space="preserve"> </w:t>
+            </w:r>
+            <w:proofErr w:type="spellStart"/>
+            <w:r>
+              <w:t>mủ</w:t>
+            </w:r>
+            <w:proofErr w:type="spellEnd"/>
+            <w:r>
+              <w:t xml:space="preserve"> CSR10 </w:t>
+            </w:r>
+            <w:proofErr w:type="spellStart"/>
+            <w:r>
+              <w:t>đạt</w:t>
+            </w:r>
+            <w:proofErr w:type="spellEnd"/>
+            <w:r>
+              <w:t xml:space="preserve"> </w:t>
+            </w:r>
+            <w:proofErr w:type="spellStart"/>
+            <w:r>
+              <w:t>chỉ</w:t>
+            </w:r>
+            <w:proofErr w:type="spellEnd"/>
+            <w:r>
+              <w:t xml:space="preserve"> </w:t>
+            </w:r>
+            <w:proofErr w:type="spellStart"/>
+            <w:r>
+              <w:t>tiêu</w:t>
+            </w:r>
+            <w:proofErr w:type="spellEnd"/>
+            <w:r>
+              <w:t xml:space="preserve"> </w:t>
+            </w:r>
+            <w:proofErr w:type="spellStart"/>
+            <w:r>
+              <w:t>tạp</w:t>
+            </w:r>
+            <w:proofErr w:type="spellEnd"/>
+            <w:r>
+              <w:t xml:space="preserve"> </w:t>
+            </w:r>
+            <w:proofErr w:type="spellStart"/>
+            <w:r>
+              <w:t>chất</w:t>
+            </w:r>
+            <w:proofErr w:type="spellEnd"/>
+            <w:r>
+              <w:t xml:space="preserve"> ≤ 0,05%.</w:t>
             </w:r>
           </w:p>
         </w:tc>
@@ -1212,8 +3158,13 @@
               <w:spacing w:line="276" w:lineRule="auto"/>
               <w:jc w:val="center"/>
             </w:pPr>
-            <w:r>
-              <w:t>Phòng QLCL</w:t>
+            <w:proofErr w:type="spellStart"/>
+            <w:r>
+              <w:t>Phòng</w:t>
+            </w:r>
+            <w:proofErr w:type="spellEnd"/>
+            <w:r>
+              <w:t xml:space="preserve"> QLCL</w:t>
             </w:r>
           </w:p>
           <w:p>
@@ -1222,9 +3173,19 @@
               <w:spacing w:line="276" w:lineRule="auto"/>
               <w:jc w:val="center"/>
             </w:pPr>
-            <w:r>
-              <w:t>Nhà máy</w:t>
-            </w:r>
+            <w:proofErr w:type="spellStart"/>
+            <w:r>
+              <w:t>Nhà</w:t>
+            </w:r>
+            <w:proofErr w:type="spellEnd"/>
+            <w:r>
+              <w:t xml:space="preserve"> </w:t>
+            </w:r>
+            <w:proofErr w:type="spellStart"/>
+            <w:r>
+              <w:t>máy</w:t>
+            </w:r>
+            <w:proofErr w:type="spellEnd"/>
           </w:p>
         </w:tc>
       </w:tr>
@@ -1265,12 +3226,353 @@
               <w:spacing w:line="276" w:lineRule="auto"/>
               <w:jc w:val="both"/>
             </w:pPr>
-            <w:r>
-              <w:t xml:space="preserve">Kiểm soát tốt quá trình chế biến (lưu ủ, kết hợp các biện pháp xử lý kỹ thuật mủ nguyên liệu, theo dõi chỉ số P0 định kỳ) nhằm phấn </w:t>
+            <w:proofErr w:type="spellStart"/>
+            <w:r>
+              <w:t>Kiểm</w:t>
+            </w:r>
+            <w:proofErr w:type="spellEnd"/>
+            <w:r>
+              <w:t xml:space="preserve"> </w:t>
+            </w:r>
+            <w:proofErr w:type="spellStart"/>
+            <w:r>
+              <w:t>soát</w:t>
+            </w:r>
+            <w:proofErr w:type="spellEnd"/>
+            <w:r>
+              <w:t xml:space="preserve"> </w:t>
+            </w:r>
+            <w:proofErr w:type="spellStart"/>
+            <w:r>
+              <w:t>tốt</w:t>
+            </w:r>
+            <w:proofErr w:type="spellEnd"/>
+            <w:r>
+              <w:t xml:space="preserve"> </w:t>
+            </w:r>
+            <w:proofErr w:type="spellStart"/>
+            <w:r>
+              <w:t>quá</w:t>
+            </w:r>
+            <w:proofErr w:type="spellEnd"/>
+            <w:r>
+              <w:t xml:space="preserve"> </w:t>
+            </w:r>
+            <w:proofErr w:type="spellStart"/>
+            <w:r>
+              <w:t>trình</w:t>
+            </w:r>
+            <w:proofErr w:type="spellEnd"/>
+            <w:r>
+              <w:t xml:space="preserve"> </w:t>
+            </w:r>
+            <w:proofErr w:type="spellStart"/>
+            <w:r>
+              <w:t>chế</w:t>
+            </w:r>
+            <w:proofErr w:type="spellEnd"/>
+            <w:r>
+              <w:t xml:space="preserve"> </w:t>
+            </w:r>
+            <w:proofErr w:type="spellStart"/>
+            <w:r>
+              <w:t>biến</w:t>
+            </w:r>
+            <w:proofErr w:type="spellEnd"/>
+            <w:r>
+              <w:t xml:space="preserve"> (</w:t>
+            </w:r>
+            <w:proofErr w:type="spellStart"/>
+            <w:r>
+              <w:t>lưu</w:t>
+            </w:r>
+            <w:proofErr w:type="spellEnd"/>
+            <w:r>
+              <w:t xml:space="preserve"> ủ, </w:t>
+            </w:r>
+            <w:proofErr w:type="spellStart"/>
+            <w:r>
+              <w:t>kết</w:t>
+            </w:r>
+            <w:proofErr w:type="spellEnd"/>
+            <w:r>
+              <w:t xml:space="preserve"> </w:t>
+            </w:r>
+            <w:proofErr w:type="spellStart"/>
+            <w:r>
+              <w:t>hợp</w:t>
+            </w:r>
+            <w:proofErr w:type="spellEnd"/>
+            <w:r>
+              <w:t xml:space="preserve"> </w:t>
+            </w:r>
+            <w:proofErr w:type="spellStart"/>
+            <w:r>
+              <w:t>các</w:t>
+            </w:r>
+            <w:proofErr w:type="spellEnd"/>
+            <w:r>
+              <w:t xml:space="preserve"> </w:t>
+            </w:r>
+            <w:proofErr w:type="spellStart"/>
+            <w:r>
+              <w:t>biện</w:t>
+            </w:r>
+            <w:proofErr w:type="spellEnd"/>
+            <w:r>
+              <w:t xml:space="preserve"> </w:t>
+            </w:r>
+            <w:proofErr w:type="spellStart"/>
+            <w:r>
+              <w:t>pháp</w:t>
+            </w:r>
+            <w:proofErr w:type="spellEnd"/>
+            <w:r>
+              <w:t xml:space="preserve"> </w:t>
+            </w:r>
+            <w:proofErr w:type="spellStart"/>
+            <w:r>
+              <w:t>xử</w:t>
+            </w:r>
+            <w:proofErr w:type="spellEnd"/>
+            <w:r>
+              <w:t xml:space="preserve"> </w:t>
+            </w:r>
+            <w:proofErr w:type="spellStart"/>
+            <w:r>
+              <w:t>lý</w:t>
+            </w:r>
+            <w:proofErr w:type="spellEnd"/>
+            <w:r>
+              <w:t xml:space="preserve"> </w:t>
+            </w:r>
+            <w:proofErr w:type="spellStart"/>
+            <w:r>
+              <w:t>kỹ</w:t>
+            </w:r>
+            <w:proofErr w:type="spellEnd"/>
+            <w:r>
+              <w:t xml:space="preserve"> </w:t>
+            </w:r>
+            <w:proofErr w:type="spellStart"/>
+            <w:r>
+              <w:t>thuật</w:t>
+            </w:r>
+            <w:proofErr w:type="spellEnd"/>
+            <w:r>
+              <w:t xml:space="preserve"> </w:t>
+            </w:r>
+            <w:proofErr w:type="spellStart"/>
+            <w:r>
+              <w:t>mủ</w:t>
+            </w:r>
+            <w:proofErr w:type="spellEnd"/>
+            <w:r>
+              <w:t xml:space="preserve"> </w:t>
+            </w:r>
+            <w:proofErr w:type="spellStart"/>
+            <w:r>
+              <w:t>nguyên</w:t>
+            </w:r>
+            <w:proofErr w:type="spellEnd"/>
+            <w:r>
+              <w:t xml:space="preserve"> </w:t>
+            </w:r>
+            <w:proofErr w:type="spellStart"/>
+            <w:r>
+              <w:t>liệu</w:t>
+            </w:r>
+            <w:proofErr w:type="spellEnd"/>
+            <w:r>
+              <w:t xml:space="preserve">, </w:t>
+            </w:r>
+            <w:proofErr w:type="spellStart"/>
+            <w:r>
+              <w:t>theo</w:t>
+            </w:r>
+            <w:proofErr w:type="spellEnd"/>
+            <w:r>
+              <w:t xml:space="preserve"> </w:t>
+            </w:r>
+            <w:proofErr w:type="spellStart"/>
+            <w:r>
+              <w:t>dõi</w:t>
+            </w:r>
+            <w:proofErr w:type="spellEnd"/>
+            <w:r>
+              <w:t xml:space="preserve"> </w:t>
+            </w:r>
+            <w:proofErr w:type="spellStart"/>
+            <w:r>
+              <w:t>chỉ</w:t>
+            </w:r>
+            <w:proofErr w:type="spellEnd"/>
+            <w:r>
+              <w:t xml:space="preserve"> </w:t>
+            </w:r>
+            <w:proofErr w:type="spellStart"/>
+            <w:r>
+              <w:t>số</w:t>
+            </w:r>
+            <w:proofErr w:type="spellEnd"/>
+            <w:r>
+              <w:t xml:space="preserve"> P0 </w:t>
+            </w:r>
+            <w:proofErr w:type="spellStart"/>
+            <w:r>
+              <w:t>định</w:t>
+            </w:r>
+            <w:proofErr w:type="spellEnd"/>
+            <w:r>
+              <w:t xml:space="preserve"> </w:t>
+            </w:r>
+            <w:proofErr w:type="spellStart"/>
+            <w:r>
+              <w:t>kỳ</w:t>
+            </w:r>
+            <w:proofErr w:type="spellEnd"/>
+            <w:r>
+              <w:t xml:space="preserve">) </w:t>
+            </w:r>
+            <w:proofErr w:type="spellStart"/>
+            <w:r>
+              <w:t>nhằm</w:t>
+            </w:r>
+            <w:proofErr w:type="spellEnd"/>
+            <w:r>
+              <w:t xml:space="preserve"> </w:t>
+            </w:r>
+            <w:proofErr w:type="spellStart"/>
+            <w:r>
+              <w:t>phấn</w:t>
+            </w:r>
+            <w:proofErr w:type="spellEnd"/>
+            <w:r>
+              <w:t xml:space="preserve"> </w:t>
+            </w:r>
+            <w:proofErr w:type="spellStart"/>
+            <w:r>
+              <w:t>đấu</w:t>
+            </w:r>
+            <w:proofErr w:type="spellEnd"/>
+            <w:r>
+              <w:t xml:space="preserve"> </w:t>
             </w:r>
             <w:r>
               <w:lastRenderedPageBreak/>
-              <w:t>đấu 100% sản phẩm cao su mủ CSR10 có chỉ tiêu P0 ≥ 30 trên tổng khối lượng sản xuất.</w:t>
+              <w:t xml:space="preserve">100% </w:t>
+            </w:r>
+            <w:proofErr w:type="spellStart"/>
+            <w:r>
+              <w:t>sản</w:t>
+            </w:r>
+            <w:proofErr w:type="spellEnd"/>
+            <w:r>
+              <w:t xml:space="preserve"> </w:t>
+            </w:r>
+            <w:proofErr w:type="spellStart"/>
+            <w:r>
+              <w:t>phẩm</w:t>
+            </w:r>
+            <w:proofErr w:type="spellEnd"/>
+            <w:r>
+              <w:t xml:space="preserve"> </w:t>
+            </w:r>
+            <w:proofErr w:type="spellStart"/>
+            <w:r>
+              <w:t>cao</w:t>
+            </w:r>
+            <w:proofErr w:type="spellEnd"/>
+            <w:r>
+              <w:t xml:space="preserve"> </w:t>
+            </w:r>
+            <w:proofErr w:type="spellStart"/>
+            <w:r>
+              <w:t>su</w:t>
+            </w:r>
+            <w:proofErr w:type="spellEnd"/>
+            <w:r>
+              <w:t xml:space="preserve"> </w:t>
+            </w:r>
+            <w:proofErr w:type="spellStart"/>
+            <w:r>
+              <w:t>mủ</w:t>
+            </w:r>
+            <w:proofErr w:type="spellEnd"/>
+            <w:r>
+              <w:t xml:space="preserve"> CSR10 </w:t>
+            </w:r>
+            <w:proofErr w:type="spellStart"/>
+            <w:r>
+              <w:t>có</w:t>
+            </w:r>
+            <w:proofErr w:type="spellEnd"/>
+            <w:r>
+              <w:t xml:space="preserve"> </w:t>
+            </w:r>
+            <w:proofErr w:type="spellStart"/>
+            <w:r>
+              <w:t>chỉ</w:t>
+            </w:r>
+            <w:proofErr w:type="spellEnd"/>
+            <w:r>
+              <w:t xml:space="preserve"> </w:t>
+            </w:r>
+            <w:proofErr w:type="spellStart"/>
+            <w:r>
+              <w:t>tiêu</w:t>
+            </w:r>
+            <w:proofErr w:type="spellEnd"/>
+            <w:r>
+              <w:t xml:space="preserve"> P0 ≥ 30 </w:t>
+            </w:r>
+            <w:proofErr w:type="spellStart"/>
+            <w:r>
+              <w:t>trên</w:t>
+            </w:r>
+            <w:proofErr w:type="spellEnd"/>
+            <w:r>
+              <w:t xml:space="preserve"> </w:t>
+            </w:r>
+            <w:proofErr w:type="spellStart"/>
+            <w:r>
+              <w:t>tổng</w:t>
+            </w:r>
+            <w:proofErr w:type="spellEnd"/>
+            <w:r>
+              <w:t xml:space="preserve"> </w:t>
+            </w:r>
+            <w:proofErr w:type="spellStart"/>
+            <w:r>
+              <w:t>khối</w:t>
+            </w:r>
+            <w:proofErr w:type="spellEnd"/>
+            <w:r>
+              <w:t xml:space="preserve"> </w:t>
+            </w:r>
+            <w:proofErr w:type="spellStart"/>
+            <w:r>
+              <w:t>lượng</w:t>
+            </w:r>
+            <w:proofErr w:type="spellEnd"/>
+            <w:r>
+              <w:t xml:space="preserve"> </w:t>
+            </w:r>
+            <w:proofErr w:type="spellStart"/>
+            <w:r>
+              <w:t>sản</w:t>
+            </w:r>
+            <w:proofErr w:type="spellEnd"/>
+            <w:r>
+              <w:t xml:space="preserve"> </w:t>
+            </w:r>
+            <w:proofErr w:type="spellStart"/>
+            <w:r>
+              <w:t>xuất</w:t>
+            </w:r>
+            <w:proofErr w:type="spellEnd"/>
+            <w:r>
+              <w:t>.</w:t>
             </w:r>
           </w:p>
         </w:tc>
@@ -1285,9 +3587,14 @@
               <w:spacing w:line="276" w:lineRule="auto"/>
               <w:jc w:val="center"/>
             </w:pPr>
+            <w:proofErr w:type="spellStart"/>
             <w:r>
               <w:lastRenderedPageBreak/>
-              <w:t>Phòng QLCL</w:t>
+              <w:t>Phòng</w:t>
+            </w:r>
+            <w:proofErr w:type="spellEnd"/>
+            <w:r>
+              <w:t xml:space="preserve"> QLCL</w:t>
             </w:r>
           </w:p>
           <w:p>
@@ -1296,9 +3603,19 @@
               <w:spacing w:line="276" w:lineRule="auto"/>
               <w:jc w:val="center"/>
             </w:pPr>
-            <w:r>
-              <w:t>Nhà máy</w:t>
-            </w:r>
+            <w:proofErr w:type="spellStart"/>
+            <w:r>
+              <w:t>Nhà</w:t>
+            </w:r>
+            <w:proofErr w:type="spellEnd"/>
+            <w:r>
+              <w:t xml:space="preserve"> </w:t>
+            </w:r>
+            <w:proofErr w:type="spellStart"/>
+            <w:r>
+              <w:t>máy</w:t>
+            </w:r>
+            <w:proofErr w:type="spellEnd"/>
           </w:p>
         </w:tc>
       </w:tr>
@@ -1318,7 +3635,6 @@
               <w:jc w:val="center"/>
             </w:pPr>
             <w:r>
-              <w:lastRenderedPageBreak/>
               <w:t>6</w:t>
             </w:r>
           </w:p>
@@ -1337,8 +3653,93 @@
               <w:spacing w:line="276" w:lineRule="auto"/>
               <w:jc w:val="both"/>
             </w:pPr>
-            <w:r>
-              <w:t>Không để tình trạng mất cắp mủ xảy ra trong vườn cây Công ty.</w:t>
+            <w:proofErr w:type="spellStart"/>
+            <w:r>
+              <w:t>Không</w:t>
+            </w:r>
+            <w:proofErr w:type="spellEnd"/>
+            <w:r>
+              <w:t xml:space="preserve"> </w:t>
+            </w:r>
+            <w:proofErr w:type="spellStart"/>
+            <w:r>
+              <w:t>để</w:t>
+            </w:r>
+            <w:proofErr w:type="spellEnd"/>
+            <w:r>
+              <w:t xml:space="preserve"> </w:t>
+            </w:r>
+            <w:proofErr w:type="spellStart"/>
+            <w:r>
+              <w:t>tình</w:t>
+            </w:r>
+            <w:proofErr w:type="spellEnd"/>
+            <w:r>
+              <w:t xml:space="preserve"> </w:t>
+            </w:r>
+            <w:proofErr w:type="spellStart"/>
+            <w:r>
+              <w:t>trạng</w:t>
+            </w:r>
+            <w:proofErr w:type="spellEnd"/>
+            <w:r>
+              <w:t xml:space="preserve"> </w:t>
+            </w:r>
+            <w:proofErr w:type="spellStart"/>
+            <w:r>
+              <w:t>mất</w:t>
+            </w:r>
+            <w:proofErr w:type="spellEnd"/>
+            <w:r>
+              <w:t xml:space="preserve"> </w:t>
+            </w:r>
+            <w:proofErr w:type="spellStart"/>
+            <w:r>
+              <w:t>cắp</w:t>
+            </w:r>
+            <w:proofErr w:type="spellEnd"/>
+            <w:r>
+              <w:t xml:space="preserve"> </w:t>
+            </w:r>
+            <w:proofErr w:type="spellStart"/>
+            <w:r>
+              <w:t>mủ</w:t>
+            </w:r>
+            <w:proofErr w:type="spellEnd"/>
+            <w:r>
+              <w:t xml:space="preserve"> </w:t>
+            </w:r>
+            <w:proofErr w:type="spellStart"/>
+            <w:r>
+              <w:t>xảy</w:t>
+            </w:r>
+            <w:proofErr w:type="spellEnd"/>
+            <w:r>
+              <w:t xml:space="preserve"> ra </w:t>
+            </w:r>
+            <w:proofErr w:type="spellStart"/>
+            <w:r>
+              <w:t>trong</w:t>
+            </w:r>
+            <w:proofErr w:type="spellEnd"/>
+            <w:r>
+              <w:t xml:space="preserve"> </w:t>
+            </w:r>
+            <w:proofErr w:type="spellStart"/>
+            <w:r>
+              <w:t>vườn</w:t>
+            </w:r>
+            <w:proofErr w:type="spellEnd"/>
+            <w:r>
+              <w:t xml:space="preserve"> </w:t>
+            </w:r>
+            <w:proofErr w:type="spellStart"/>
+            <w:r>
+              <w:t>cây</w:t>
+            </w:r>
+            <w:proofErr w:type="spellEnd"/>
+            <w:r>
+              <w:t xml:space="preserve"> Công ty.</w:t>
             </w:r>
           </w:p>
         </w:tc>
@@ -1353,8 +3754,13 @@
               <w:spacing w:line="276" w:lineRule="auto"/>
               <w:jc w:val="center"/>
             </w:pPr>
-            <w:r>
-              <w:t>Phòng TTBV</w:t>
+            <w:proofErr w:type="spellStart"/>
+            <w:r>
+              <w:t>Phòng</w:t>
+            </w:r>
+            <w:proofErr w:type="spellEnd"/>
+            <w:r>
+              <w:t xml:space="preserve"> TTBV</w:t>
             </w:r>
           </w:p>
         </w:tc>
@@ -1393,8 +3799,133 @@
               <w:spacing w:line="276" w:lineRule="auto"/>
               <w:jc w:val="both"/>
             </w:pPr>
-            <w:r>
-              <w:t>Phấn đấu trên 99% sản phẩm CSR10 và CSR CV50/60 từ nguyên liệu nông trường đạt TCCS 112:2022 trên tổng sản phẩm.</w:t>
+            <w:proofErr w:type="spellStart"/>
+            <w:r>
+              <w:t>Phấn</w:t>
+            </w:r>
+            <w:proofErr w:type="spellEnd"/>
+            <w:r>
+              <w:t xml:space="preserve"> </w:t>
+            </w:r>
+            <w:proofErr w:type="spellStart"/>
+            <w:r>
+              <w:t>đấu</w:t>
+            </w:r>
+            <w:proofErr w:type="spellEnd"/>
+            <w:r>
+              <w:t xml:space="preserve"> </w:t>
+            </w:r>
+            <w:proofErr w:type="spellStart"/>
+            <w:r>
+              <w:t>trên</w:t>
+            </w:r>
+            <w:proofErr w:type="spellEnd"/>
+            <w:r>
+              <w:t xml:space="preserve"> 99% </w:t>
+            </w:r>
+            <w:proofErr w:type="spellStart"/>
+            <w:r>
+              <w:t>sản</w:t>
+            </w:r>
+            <w:proofErr w:type="spellEnd"/>
+            <w:r>
+              <w:t xml:space="preserve"> </w:t>
+            </w:r>
+            <w:proofErr w:type="spellStart"/>
+            <w:r>
+              <w:t>phẩm</w:t>
+            </w:r>
+            <w:proofErr w:type="spellEnd"/>
+            <w:r>
+              <w:t xml:space="preserve"> CSR10 </w:t>
+            </w:r>
+            <w:proofErr w:type="spellStart"/>
+            <w:r>
+              <w:t>và</w:t>
+            </w:r>
+            <w:proofErr w:type="spellEnd"/>
+            <w:r>
+              <w:t xml:space="preserve"> CSR CV50/60 </w:t>
+            </w:r>
+            <w:proofErr w:type="spellStart"/>
+            <w:r>
+              <w:t>từ</w:t>
+            </w:r>
+            <w:proofErr w:type="spellEnd"/>
+            <w:r>
+              <w:t xml:space="preserve"> </w:t>
+            </w:r>
+            <w:proofErr w:type="spellStart"/>
+            <w:r>
+              <w:t>nguyên</w:t>
+            </w:r>
+            <w:proofErr w:type="spellEnd"/>
+            <w:r>
+              <w:t xml:space="preserve"> </w:t>
+            </w:r>
+            <w:proofErr w:type="spellStart"/>
+            <w:r>
+              <w:t>liệu</w:t>
+            </w:r>
+            <w:proofErr w:type="spellEnd"/>
+            <w:r>
+              <w:t xml:space="preserve"> </w:t>
+            </w:r>
+            <w:proofErr w:type="spellStart"/>
+            <w:r>
+              <w:t>nông</w:t>
+            </w:r>
+            <w:proofErr w:type="spellEnd"/>
+            <w:r>
+              <w:t xml:space="preserve"> </w:t>
+            </w:r>
+            <w:proofErr w:type="spellStart"/>
+            <w:r>
+              <w:t>trường</w:t>
+            </w:r>
+            <w:proofErr w:type="spellEnd"/>
+            <w:r>
+              <w:t xml:space="preserve"> </w:t>
+            </w:r>
+            <w:proofErr w:type="spellStart"/>
+            <w:r>
+              <w:t>đạt</w:t>
+            </w:r>
+            <w:proofErr w:type="spellEnd"/>
+            <w:r>
+              <w:t xml:space="preserve"> TCCS 112:2022 </w:t>
+            </w:r>
+            <w:proofErr w:type="spellStart"/>
+            <w:r>
+              <w:t>trên</w:t>
+            </w:r>
+            <w:proofErr w:type="spellEnd"/>
+            <w:r>
+              <w:t xml:space="preserve"> </w:t>
+            </w:r>
+            <w:proofErr w:type="spellStart"/>
+            <w:r>
+              <w:t>tổng</w:t>
+            </w:r>
+            <w:proofErr w:type="spellEnd"/>
+            <w:r>
+              <w:t xml:space="preserve"> </w:t>
+            </w:r>
+            <w:proofErr w:type="spellStart"/>
+            <w:r>
+              <w:t>sản</w:t>
+            </w:r>
+            <w:proofErr w:type="spellEnd"/>
+            <w:r>
+              <w:t xml:space="preserve"> </w:t>
+            </w:r>
+            <w:proofErr w:type="spellStart"/>
+            <w:r>
+              <w:t>phẩm</w:t>
+            </w:r>
+            <w:proofErr w:type="spellEnd"/>
+            <w:r>
+              <w:t>.</w:t>
             </w:r>
           </w:p>
         </w:tc>
@@ -1409,8 +3940,13 @@
               <w:spacing w:line="276" w:lineRule="auto"/>
               <w:jc w:val="center"/>
             </w:pPr>
-            <w:r>
-              <w:t>Phòng QLCL</w:t>
+            <w:proofErr w:type="spellStart"/>
+            <w:r>
+              <w:t>Phòng</w:t>
+            </w:r>
+            <w:proofErr w:type="spellEnd"/>
+            <w:r>
+              <w:t xml:space="preserve"> QLCL</w:t>
             </w:r>
           </w:p>
           <w:p>
@@ -1419,9 +3955,19 @@
               <w:spacing w:line="276" w:lineRule="auto"/>
               <w:jc w:val="center"/>
             </w:pPr>
-            <w:r>
-              <w:t>Nhà máy</w:t>
-            </w:r>
+            <w:proofErr w:type="spellStart"/>
+            <w:r>
+              <w:t>Nhà</w:t>
+            </w:r>
+            <w:proofErr w:type="spellEnd"/>
+            <w:r>
+              <w:t xml:space="preserve"> </w:t>
+            </w:r>
+            <w:proofErr w:type="spellStart"/>
+            <w:r>
+              <w:t>máy</w:t>
+            </w:r>
+            <w:proofErr w:type="spellEnd"/>
           </w:p>
         </w:tc>
       </w:tr>
@@ -1459,8 +4005,197 @@
               <w:spacing w:line="276" w:lineRule="auto"/>
               <w:jc w:val="both"/>
             </w:pPr>
-            <w:r>
-              <w:t>Hoàn thành trên 90% kế hoạch đầu tư các hạng mục xây dựng cơ bản và 100% các hạng mục mua sắm vật tư thiết bị.</w:t>
+            <w:proofErr w:type="spellStart"/>
+            <w:r>
+              <w:t>Hoàn</w:t>
+            </w:r>
+            <w:proofErr w:type="spellEnd"/>
+            <w:r>
+              <w:t xml:space="preserve"> </w:t>
+            </w:r>
+            <w:proofErr w:type="spellStart"/>
+            <w:r>
+              <w:t>thành</w:t>
+            </w:r>
+            <w:proofErr w:type="spellEnd"/>
+            <w:r>
+              <w:t xml:space="preserve"> </w:t>
+            </w:r>
+            <w:proofErr w:type="spellStart"/>
+            <w:r>
+              <w:t>trên</w:t>
+            </w:r>
+            <w:proofErr w:type="spellEnd"/>
+            <w:r>
+              <w:t xml:space="preserve"> 90% </w:t>
+            </w:r>
+            <w:proofErr w:type="spellStart"/>
+            <w:r>
+              <w:t>kế</w:t>
+            </w:r>
+            <w:proofErr w:type="spellEnd"/>
+            <w:r>
+              <w:t xml:space="preserve"> </w:t>
+            </w:r>
+            <w:proofErr w:type="spellStart"/>
+            <w:r>
+              <w:t>hoạch</w:t>
+            </w:r>
+            <w:proofErr w:type="spellEnd"/>
+            <w:r>
+              <w:t xml:space="preserve"> </w:t>
+            </w:r>
+            <w:proofErr w:type="spellStart"/>
+            <w:r>
+              <w:t>đầu</w:t>
+            </w:r>
+            <w:proofErr w:type="spellEnd"/>
+            <w:r>
+              <w:t xml:space="preserve"> </w:t>
+            </w:r>
+            <w:proofErr w:type="spellStart"/>
+            <w:r>
+              <w:t>tư</w:t>
+            </w:r>
+            <w:proofErr w:type="spellEnd"/>
+            <w:r>
+              <w:t xml:space="preserve"> </w:t>
+            </w:r>
+            <w:proofErr w:type="spellStart"/>
+            <w:r>
+              <w:t>các</w:t>
+            </w:r>
+            <w:proofErr w:type="spellEnd"/>
+            <w:r>
+              <w:t xml:space="preserve"> </w:t>
+            </w:r>
+            <w:proofErr w:type="spellStart"/>
+            <w:r>
+              <w:t>hạng</w:t>
+            </w:r>
+            <w:proofErr w:type="spellEnd"/>
+            <w:r>
+              <w:t xml:space="preserve"> </w:t>
+            </w:r>
+            <w:proofErr w:type="spellStart"/>
+            <w:r>
+              <w:t>mục</w:t>
+            </w:r>
+            <w:proofErr w:type="spellEnd"/>
+            <w:r>
+              <w:t xml:space="preserve"> </w:t>
+            </w:r>
+            <w:proofErr w:type="spellStart"/>
+            <w:r>
+              <w:t>xây</w:t>
+            </w:r>
+            <w:proofErr w:type="spellEnd"/>
+            <w:r>
+              <w:t xml:space="preserve"> </w:t>
+            </w:r>
+            <w:proofErr w:type="spellStart"/>
+            <w:r>
+              <w:t>dựng</w:t>
+            </w:r>
+            <w:proofErr w:type="spellEnd"/>
+            <w:r>
+              <w:t xml:space="preserve"> </w:t>
+            </w:r>
+            <w:proofErr w:type="spellStart"/>
+            <w:r>
+              <w:t>cơ</w:t>
+            </w:r>
+            <w:proofErr w:type="spellEnd"/>
+            <w:r>
+              <w:t xml:space="preserve"> </w:t>
+            </w:r>
+            <w:proofErr w:type="spellStart"/>
+            <w:r>
+              <w:t>bản</w:t>
+            </w:r>
+            <w:proofErr w:type="spellEnd"/>
+            <w:r>
+              <w:t xml:space="preserve"> </w:t>
+            </w:r>
+            <w:proofErr w:type="spellStart"/>
+            <w:r>
+              <w:t>và</w:t>
+            </w:r>
+            <w:proofErr w:type="spellEnd"/>
+            <w:r>
+              <w:t xml:space="preserve"> 100% </w:t>
+            </w:r>
+            <w:proofErr w:type="spellStart"/>
+            <w:r>
+              <w:t>các</w:t>
+            </w:r>
+            <w:proofErr w:type="spellEnd"/>
+            <w:r>
+              <w:t xml:space="preserve"> </w:t>
+            </w:r>
+            <w:proofErr w:type="spellStart"/>
+            <w:r>
+              <w:t>hạng</w:t>
+            </w:r>
+            <w:proofErr w:type="spellEnd"/>
+            <w:r>
+              <w:t xml:space="preserve"> </w:t>
+            </w:r>
+            <w:proofErr w:type="spellStart"/>
+            <w:r>
+              <w:t>mục</w:t>
+            </w:r>
+            <w:proofErr w:type="spellEnd"/>
+            <w:r>
+              <w:t xml:space="preserve"> </w:t>
+            </w:r>
+            <w:proofErr w:type="spellStart"/>
+            <w:r>
+              <w:t>mua</w:t>
+            </w:r>
+            <w:proofErr w:type="spellEnd"/>
+            <w:r>
+              <w:t xml:space="preserve"> </w:t>
+            </w:r>
+            <w:proofErr w:type="spellStart"/>
+            <w:r>
+              <w:t>sắm</w:t>
+            </w:r>
+            <w:proofErr w:type="spellEnd"/>
+            <w:r>
+              <w:t xml:space="preserve"> </w:t>
+            </w:r>
+            <w:proofErr w:type="spellStart"/>
+            <w:r>
+              <w:t>vật</w:t>
+            </w:r>
+            <w:proofErr w:type="spellEnd"/>
+            <w:r>
+              <w:t xml:space="preserve"> </w:t>
+            </w:r>
+            <w:proofErr w:type="spellStart"/>
+            <w:r>
+              <w:t>tư</w:t>
+            </w:r>
+            <w:proofErr w:type="spellEnd"/>
+            <w:r>
+              <w:t xml:space="preserve"> </w:t>
+            </w:r>
+            <w:proofErr w:type="spellStart"/>
+            <w:r>
+              <w:t>thiết</w:t>
+            </w:r>
+            <w:proofErr w:type="spellEnd"/>
+            <w:r>
+              <w:t xml:space="preserve"> </w:t>
+            </w:r>
+            <w:proofErr w:type="spellStart"/>
+            <w:r>
+              <w:t>bị</w:t>
+            </w:r>
+            <w:proofErr w:type="spellEnd"/>
+            <w:r>
+              <w:t>.</w:t>
             </w:r>
           </w:p>
         </w:tc>
@@ -1475,8 +4210,13 @@
               <w:spacing w:line="276" w:lineRule="auto"/>
               <w:jc w:val="center"/>
             </w:pPr>
-            <w:r>
-              <w:t xml:space="preserve">Phòng </w:t>
+            <w:proofErr w:type="spellStart"/>
+            <w:r>
+              <w:t>Phòng</w:t>
+            </w:r>
+            <w:proofErr w:type="spellEnd"/>
+            <w:r>
+              <w:t xml:space="preserve"> </w:t>
             </w:r>
           </w:p>
           <w:p>
@@ -1524,8 +4264,77 @@
               </w:tabs>
               <w:spacing w:line="276" w:lineRule="auto"/>
             </w:pPr>
-            <w:r>
-              <w:t>Phấn đấu hoàn thành 100% kế hoạch đào tạo năm 2026.</w:t>
+            <w:proofErr w:type="spellStart"/>
+            <w:r>
+              <w:t>Phấn</w:t>
+            </w:r>
+            <w:proofErr w:type="spellEnd"/>
+            <w:r>
+              <w:t xml:space="preserve"> </w:t>
+            </w:r>
+            <w:proofErr w:type="spellStart"/>
+            <w:r>
+              <w:t>đấu</w:t>
+            </w:r>
+            <w:proofErr w:type="spellEnd"/>
+            <w:r>
+              <w:t xml:space="preserve"> </w:t>
+            </w:r>
+            <w:proofErr w:type="spellStart"/>
+            <w:r>
+              <w:t>hoàn</w:t>
+            </w:r>
+            <w:proofErr w:type="spellEnd"/>
+            <w:r>
+              <w:t xml:space="preserve"> </w:t>
+            </w:r>
+            <w:proofErr w:type="spellStart"/>
+            <w:r>
+              <w:t>thành</w:t>
+            </w:r>
+            <w:proofErr w:type="spellEnd"/>
+            <w:r>
+              <w:t xml:space="preserve"> 100% </w:t>
+            </w:r>
+            <w:proofErr w:type="spellStart"/>
+            <w:r>
+              <w:t>kế</w:t>
+            </w:r>
+            <w:proofErr w:type="spellEnd"/>
+            <w:r>
+              <w:t xml:space="preserve"> </w:t>
+            </w:r>
+            <w:proofErr w:type="spellStart"/>
+            <w:r>
+              <w:t>hoạch</w:t>
+            </w:r>
+            <w:proofErr w:type="spellEnd"/>
+            <w:r>
+              <w:t xml:space="preserve"> </w:t>
+            </w:r>
+            <w:proofErr w:type="spellStart"/>
+            <w:r>
+              <w:t>đào</w:t>
+            </w:r>
+            <w:proofErr w:type="spellEnd"/>
+            <w:r>
+              <w:t xml:space="preserve"> </w:t>
+            </w:r>
+            <w:proofErr w:type="spellStart"/>
+            <w:r>
+              <w:t>tạo</w:t>
+            </w:r>
+            <w:proofErr w:type="spellEnd"/>
+            <w:r>
+              <w:t xml:space="preserve"> </w:t>
+            </w:r>
+            <w:proofErr w:type="spellStart"/>
+            <w:r>
+              <w:t>năm</w:t>
+            </w:r>
+            <w:proofErr w:type="spellEnd"/>
+            <w:r>
+              <w:t xml:space="preserve"> 2026.</w:t>
             </w:r>
           </w:p>
         </w:tc>
@@ -1540,8 +4349,13 @@
               <w:spacing w:line="276" w:lineRule="auto"/>
               <w:jc w:val="center"/>
             </w:pPr>
-            <w:r>
-              <w:t>Phòng TCHC</w:t>
+            <w:proofErr w:type="spellStart"/>
+            <w:r>
+              <w:t>Phòng</w:t>
+            </w:r>
+            <w:proofErr w:type="spellEnd"/>
+            <w:r>
+              <w:t xml:space="preserve"> TCHC</w:t>
             </w:r>
           </w:p>
         </w:tc>
@@ -1581,13 +4395,63 @@
                 <w:bCs/>
               </w:rPr>
             </w:pPr>
+            <w:proofErr w:type="spellStart"/>
             <w:r>
               <w:rPr>
                 <w:b/>
                 <w:bCs/>
               </w:rPr>
-              <w:t>Mục tiêu môi trường</w:t>
-            </w:r>
+              <w:t>Mục</w:t>
+            </w:r>
+            <w:proofErr w:type="spellEnd"/>
+            <w:r>
+              <w:rPr>
+                <w:b/>
+                <w:bCs/>
+              </w:rPr>
+              <w:t xml:space="preserve"> </w:t>
+            </w:r>
+            <w:proofErr w:type="spellStart"/>
+            <w:r>
+              <w:rPr>
+                <w:b/>
+                <w:bCs/>
+              </w:rPr>
+              <w:t>tiêu</w:t>
+            </w:r>
+            <w:proofErr w:type="spellEnd"/>
+            <w:r>
+              <w:rPr>
+                <w:b/>
+                <w:bCs/>
+              </w:rPr>
+              <w:t xml:space="preserve"> </w:t>
+            </w:r>
+            <w:proofErr w:type="spellStart"/>
+            <w:r>
+              <w:rPr>
+                <w:b/>
+                <w:bCs/>
+              </w:rPr>
+              <w:t>môi</w:t>
+            </w:r>
+            <w:proofErr w:type="spellEnd"/>
+            <w:r>
+              <w:rPr>
+                <w:b/>
+                <w:bCs/>
+              </w:rPr>
+              <w:t xml:space="preserve"> </w:t>
+            </w:r>
+            <w:proofErr w:type="spellStart"/>
+            <w:r>
+              <w:rPr>
+                <w:b/>
+                <w:bCs/>
+              </w:rPr>
+              <w:t>trường</w:t>
+            </w:r>
+            <w:proofErr w:type="spellEnd"/>
           </w:p>
         </w:tc>
         <w:tc>
@@ -1638,8 +4502,93 @@
               <w:spacing w:line="276" w:lineRule="auto"/>
               <w:jc w:val="both"/>
             </w:pPr>
-            <w:r>
-              <w:t>Không để xảy ra tai nạn lao động trong quá trình sản xuất.</w:t>
+            <w:proofErr w:type="spellStart"/>
+            <w:r>
+              <w:t>Không</w:t>
+            </w:r>
+            <w:proofErr w:type="spellEnd"/>
+            <w:r>
+              <w:t xml:space="preserve"> </w:t>
+            </w:r>
+            <w:proofErr w:type="spellStart"/>
+            <w:r>
+              <w:t>để</w:t>
+            </w:r>
+            <w:proofErr w:type="spellEnd"/>
+            <w:r>
+              <w:t xml:space="preserve"> </w:t>
+            </w:r>
+            <w:proofErr w:type="spellStart"/>
+            <w:r>
+              <w:t>xảy</w:t>
+            </w:r>
+            <w:proofErr w:type="spellEnd"/>
+            <w:r>
+              <w:t xml:space="preserve"> ra tai </w:t>
+            </w:r>
+            <w:proofErr w:type="spellStart"/>
+            <w:r>
+              <w:t>nạn</w:t>
+            </w:r>
+            <w:proofErr w:type="spellEnd"/>
+            <w:r>
+              <w:t xml:space="preserve"> </w:t>
+            </w:r>
+            <w:proofErr w:type="spellStart"/>
+            <w:r>
+              <w:t>lao</w:t>
+            </w:r>
+            <w:proofErr w:type="spellEnd"/>
+            <w:r>
+              <w:t xml:space="preserve"> </w:t>
+            </w:r>
+            <w:proofErr w:type="spellStart"/>
+            <w:r>
+              <w:t>động</w:t>
+            </w:r>
+            <w:proofErr w:type="spellEnd"/>
+            <w:r>
+              <w:t xml:space="preserve"> </w:t>
+            </w:r>
+            <w:proofErr w:type="spellStart"/>
+            <w:r>
+              <w:t>trong</w:t>
+            </w:r>
+            <w:proofErr w:type="spellEnd"/>
+            <w:r>
+              <w:t xml:space="preserve"> </w:t>
+            </w:r>
+            <w:proofErr w:type="spellStart"/>
+            <w:r>
+              <w:t>quá</w:t>
+            </w:r>
+            <w:proofErr w:type="spellEnd"/>
+            <w:r>
+              <w:t xml:space="preserve"> </w:t>
+            </w:r>
+            <w:proofErr w:type="spellStart"/>
+            <w:r>
+              <w:t>trình</w:t>
+            </w:r>
+            <w:proofErr w:type="spellEnd"/>
+            <w:r>
+              <w:t xml:space="preserve"> </w:t>
+            </w:r>
+            <w:proofErr w:type="spellStart"/>
+            <w:r>
+              <w:t>sản</w:t>
+            </w:r>
+            <w:proofErr w:type="spellEnd"/>
+            <w:r>
+              <w:t xml:space="preserve"> </w:t>
+            </w:r>
+            <w:proofErr w:type="spellStart"/>
+            <w:r>
+              <w:t>xuất</w:t>
+            </w:r>
+            <w:proofErr w:type="spellEnd"/>
+            <w:r>
+              <w:t>.</w:t>
             </w:r>
           </w:p>
           <w:p>
@@ -1651,8 +4600,141 @@
               <w:spacing w:line="276" w:lineRule="auto"/>
               <w:jc w:val="both"/>
             </w:pPr>
-            <w:r>
-              <w:t>Đảm bảo 100% các thiết bị dụng cụ chứa hóa chất trong sản xuất đạt điều kiện an toàn.</w:t>
+            <w:proofErr w:type="spellStart"/>
+            <w:r>
+              <w:t>Đảm</w:t>
+            </w:r>
+            <w:proofErr w:type="spellEnd"/>
+            <w:r>
+              <w:t xml:space="preserve"> </w:t>
+            </w:r>
+            <w:proofErr w:type="spellStart"/>
+            <w:r>
+              <w:t>bảo</w:t>
+            </w:r>
+            <w:proofErr w:type="spellEnd"/>
+            <w:r>
+              <w:t xml:space="preserve"> 100% </w:t>
+            </w:r>
+            <w:proofErr w:type="spellStart"/>
+            <w:r>
+              <w:t>các</w:t>
+            </w:r>
+            <w:proofErr w:type="spellEnd"/>
+            <w:r>
+              <w:t xml:space="preserve"> </w:t>
+            </w:r>
+            <w:proofErr w:type="spellStart"/>
+            <w:r>
+              <w:t>thiết</w:t>
+            </w:r>
+            <w:proofErr w:type="spellEnd"/>
+            <w:r>
+              <w:t xml:space="preserve"> </w:t>
+            </w:r>
+            <w:proofErr w:type="spellStart"/>
+            <w:r>
+              <w:t>bị</w:t>
+            </w:r>
+            <w:proofErr w:type="spellEnd"/>
+            <w:r>
+              <w:t xml:space="preserve"> </w:t>
+            </w:r>
+            <w:proofErr w:type="spellStart"/>
+            <w:r>
+              <w:t>dụng</w:t>
+            </w:r>
+            <w:proofErr w:type="spellEnd"/>
+            <w:r>
+              <w:t xml:space="preserve"> </w:t>
+            </w:r>
+            <w:proofErr w:type="spellStart"/>
+            <w:r>
+              <w:t>cụ</w:t>
+            </w:r>
+            <w:proofErr w:type="spellEnd"/>
+            <w:r>
+              <w:t xml:space="preserve"> </w:t>
+            </w:r>
+            <w:proofErr w:type="spellStart"/>
+            <w:r>
+              <w:t>chứa</w:t>
+            </w:r>
+            <w:proofErr w:type="spellEnd"/>
+            <w:r>
+              <w:t xml:space="preserve"> </w:t>
+            </w:r>
+            <w:proofErr w:type="spellStart"/>
+            <w:r>
+              <w:t>hóa</w:t>
+            </w:r>
+            <w:proofErr w:type="spellEnd"/>
+            <w:r>
+              <w:t xml:space="preserve"> </w:t>
+            </w:r>
+            <w:proofErr w:type="spellStart"/>
+            <w:r>
+              <w:t>chất</w:t>
+            </w:r>
+            <w:proofErr w:type="spellEnd"/>
+            <w:r>
+              <w:t xml:space="preserve"> </w:t>
+            </w:r>
+            <w:proofErr w:type="spellStart"/>
+            <w:r>
+              <w:t>trong</w:t>
+            </w:r>
+            <w:proofErr w:type="spellEnd"/>
+            <w:r>
+              <w:t xml:space="preserve"> </w:t>
+            </w:r>
+            <w:proofErr w:type="spellStart"/>
+            <w:r>
+              <w:t>sản</w:t>
+            </w:r>
+            <w:proofErr w:type="spellEnd"/>
+            <w:r>
+              <w:t xml:space="preserve"> </w:t>
+            </w:r>
+            <w:proofErr w:type="spellStart"/>
+            <w:r>
+              <w:t>xuất</w:t>
+            </w:r>
+            <w:proofErr w:type="spellEnd"/>
+            <w:r>
+              <w:t xml:space="preserve"> </w:t>
+            </w:r>
+            <w:proofErr w:type="spellStart"/>
+            <w:r>
+              <w:t>đạt</w:t>
+            </w:r>
+            <w:proofErr w:type="spellEnd"/>
+            <w:r>
+              <w:t xml:space="preserve"> </w:t>
+            </w:r>
+            <w:proofErr w:type="spellStart"/>
+            <w:r>
+              <w:t>điều</w:t>
+            </w:r>
+            <w:proofErr w:type="spellEnd"/>
+            <w:r>
+              <w:t xml:space="preserve"> </w:t>
+            </w:r>
+            <w:proofErr w:type="spellStart"/>
+            <w:r>
+              <w:t>kiện</w:t>
+            </w:r>
+            <w:proofErr w:type="spellEnd"/>
+            <w:r>
+              <w:t xml:space="preserve"> an </w:t>
+            </w:r>
+            <w:proofErr w:type="spellStart"/>
+            <w:r>
+              <w:t>toàn</w:t>
+            </w:r>
+            <w:proofErr w:type="spellEnd"/>
+            <w:r>
+              <w:t>.</w:t>
             </w:r>
           </w:p>
         </w:tc>
@@ -1667,9 +4749,19 @@
               <w:spacing w:line="276" w:lineRule="auto"/>
               <w:jc w:val="center"/>
             </w:pPr>
-            <w:r>
-              <w:t>Nhà máy</w:t>
-            </w:r>
+            <w:proofErr w:type="spellStart"/>
+            <w:r>
+              <w:t>Nhà</w:t>
+            </w:r>
+            <w:proofErr w:type="spellEnd"/>
+            <w:r>
+              <w:t xml:space="preserve"> </w:t>
+            </w:r>
+            <w:proofErr w:type="spellStart"/>
+            <w:r>
+              <w:t>máy</w:t>
+            </w:r>
+            <w:proofErr w:type="spellEnd"/>
           </w:p>
         </w:tc>
       </w:tr>
@@ -1707,8 +4799,221 @@
               <w:spacing w:line="276" w:lineRule="auto"/>
               <w:jc w:val="both"/>
             </w:pPr>
-            <w:r>
-              <w:t>Tiết kiệm nước dây chuyền mủ tạp 6% so với định mức hiện hành và có ít nhất 1 sáng kiến cải tiến áp dụng được vào trong thực tế.</w:t>
+            <w:proofErr w:type="spellStart"/>
+            <w:r>
+              <w:t>Tiết</w:t>
+            </w:r>
+            <w:proofErr w:type="spellEnd"/>
+            <w:r>
+              <w:t xml:space="preserve"> </w:t>
+            </w:r>
+            <w:proofErr w:type="spellStart"/>
+            <w:r>
+              <w:t>kiệm</w:t>
+            </w:r>
+            <w:proofErr w:type="spellEnd"/>
+            <w:r>
+              <w:t xml:space="preserve"> </w:t>
+            </w:r>
+            <w:proofErr w:type="spellStart"/>
+            <w:r>
+              <w:t>nước</w:t>
+            </w:r>
+            <w:proofErr w:type="spellEnd"/>
+            <w:r>
+              <w:t xml:space="preserve"> </w:t>
+            </w:r>
+            <w:proofErr w:type="spellStart"/>
+            <w:r>
+              <w:t>dây</w:t>
+            </w:r>
+            <w:proofErr w:type="spellEnd"/>
+            <w:r>
+              <w:t xml:space="preserve"> </w:t>
+            </w:r>
+            <w:proofErr w:type="spellStart"/>
+            <w:r>
+              <w:t>chuyền</w:t>
+            </w:r>
+            <w:proofErr w:type="spellEnd"/>
+            <w:r>
+              <w:t xml:space="preserve"> </w:t>
+            </w:r>
+            <w:proofErr w:type="spellStart"/>
+            <w:r>
+              <w:t>mủ</w:t>
+            </w:r>
+            <w:proofErr w:type="spellEnd"/>
+            <w:r>
+              <w:t xml:space="preserve"> </w:t>
+            </w:r>
+            <w:proofErr w:type="spellStart"/>
+            <w:r>
+              <w:t>tạp</w:t>
+            </w:r>
+            <w:proofErr w:type="spellEnd"/>
+            <w:r>
+              <w:t xml:space="preserve"> 6% so </w:t>
+            </w:r>
+            <w:proofErr w:type="spellStart"/>
+            <w:r>
+              <w:t>với</w:t>
+            </w:r>
+            <w:proofErr w:type="spellEnd"/>
+            <w:r>
+              <w:t xml:space="preserve"> </w:t>
+            </w:r>
+            <w:proofErr w:type="spellStart"/>
+            <w:r>
+              <w:t>định</w:t>
+            </w:r>
+            <w:proofErr w:type="spellEnd"/>
+            <w:r>
+              <w:t xml:space="preserve"> </w:t>
+            </w:r>
+            <w:proofErr w:type="spellStart"/>
+            <w:r>
+              <w:t>mức</w:t>
+            </w:r>
+            <w:proofErr w:type="spellEnd"/>
+            <w:r>
+              <w:t xml:space="preserve"> </w:t>
+            </w:r>
+            <w:proofErr w:type="spellStart"/>
+            <w:r>
+              <w:t>hiện</w:t>
+            </w:r>
+            <w:proofErr w:type="spellEnd"/>
+            <w:r>
+              <w:t xml:space="preserve"> </w:t>
+            </w:r>
+            <w:proofErr w:type="spellStart"/>
+            <w:r>
+              <w:t>hành</w:t>
+            </w:r>
+            <w:proofErr w:type="spellEnd"/>
+            <w:r>
+              <w:t xml:space="preserve"> </w:t>
+            </w:r>
+            <w:proofErr w:type="spellStart"/>
+            <w:r>
+              <w:t>và</w:t>
+            </w:r>
+            <w:proofErr w:type="spellEnd"/>
+            <w:r>
+              <w:t xml:space="preserve"> </w:t>
+            </w:r>
+            <w:proofErr w:type="spellStart"/>
+            <w:r>
+              <w:t>có</w:t>
+            </w:r>
+            <w:proofErr w:type="spellEnd"/>
+            <w:r>
+              <w:t xml:space="preserve"> </w:t>
+            </w:r>
+            <w:proofErr w:type="spellStart"/>
+            <w:r>
+              <w:t>ít</w:t>
+            </w:r>
+            <w:proofErr w:type="spellEnd"/>
+            <w:r>
+              <w:t xml:space="preserve"> </w:t>
+            </w:r>
+            <w:proofErr w:type="spellStart"/>
+            <w:r>
+              <w:t>nhất</w:t>
+            </w:r>
+            <w:proofErr w:type="spellEnd"/>
+            <w:r>
+              <w:t xml:space="preserve"> 1 </w:t>
+            </w:r>
+            <w:proofErr w:type="spellStart"/>
+            <w:r>
+              <w:t>sáng</w:t>
+            </w:r>
+            <w:proofErr w:type="spellEnd"/>
+            <w:r>
+              <w:t xml:space="preserve"> </w:t>
+            </w:r>
+            <w:proofErr w:type="spellStart"/>
+            <w:r>
+              <w:t>kiến</w:t>
+            </w:r>
+            <w:proofErr w:type="spellEnd"/>
+            <w:r>
+              <w:t xml:space="preserve"> </w:t>
+            </w:r>
+            <w:proofErr w:type="spellStart"/>
+            <w:r>
+              <w:t>cải</w:t>
+            </w:r>
+            <w:proofErr w:type="spellEnd"/>
+            <w:r>
+              <w:t xml:space="preserve"> </w:t>
+            </w:r>
+            <w:proofErr w:type="spellStart"/>
+            <w:r>
+              <w:t>tiến</w:t>
+            </w:r>
+            <w:proofErr w:type="spellEnd"/>
+            <w:r>
+              <w:t xml:space="preserve"> </w:t>
+            </w:r>
+            <w:proofErr w:type="spellStart"/>
+            <w:r>
+              <w:t>áp</w:t>
+            </w:r>
+            <w:proofErr w:type="spellEnd"/>
+            <w:r>
+              <w:t xml:space="preserve"> </w:t>
+            </w:r>
+            <w:proofErr w:type="spellStart"/>
+            <w:r>
+              <w:t>dụng</w:t>
+            </w:r>
+            <w:proofErr w:type="spellEnd"/>
+            <w:r>
+              <w:t xml:space="preserve"> </w:t>
+            </w:r>
+            <w:proofErr w:type="spellStart"/>
+            <w:r>
+              <w:t>được</w:t>
+            </w:r>
+            <w:proofErr w:type="spellEnd"/>
+            <w:r>
+              <w:t xml:space="preserve"> </w:t>
+            </w:r>
+            <w:proofErr w:type="spellStart"/>
+            <w:r>
+              <w:t>vào</w:t>
+            </w:r>
+            <w:proofErr w:type="spellEnd"/>
+            <w:r>
+              <w:t xml:space="preserve"> </w:t>
+            </w:r>
+            <w:proofErr w:type="spellStart"/>
+            <w:r>
+              <w:t>trong</w:t>
+            </w:r>
+            <w:proofErr w:type="spellEnd"/>
+            <w:r>
+              <w:t xml:space="preserve"> </w:t>
+            </w:r>
+            <w:proofErr w:type="spellStart"/>
+            <w:r>
+              <w:t>thực</w:t>
+            </w:r>
+            <w:proofErr w:type="spellEnd"/>
+            <w:r>
+              <w:t xml:space="preserve"> </w:t>
+            </w:r>
+            <w:proofErr w:type="spellStart"/>
+            <w:r>
+              <w:t>tế</w:t>
+            </w:r>
+            <w:proofErr w:type="spellEnd"/>
+            <w:r>
+              <w:t>.</w:t>
             </w:r>
           </w:p>
         </w:tc>
@@ -1723,9 +5028,19 @@
               <w:spacing w:line="276" w:lineRule="auto"/>
               <w:jc w:val="center"/>
             </w:pPr>
-            <w:r>
-              <w:t>Nhà máy</w:t>
-            </w:r>
+            <w:proofErr w:type="spellStart"/>
+            <w:r>
+              <w:t>Nhà</w:t>
+            </w:r>
+            <w:proofErr w:type="spellEnd"/>
+            <w:r>
+              <w:t xml:space="preserve"> </w:t>
+            </w:r>
+            <w:proofErr w:type="spellStart"/>
+            <w:r>
+              <w:t>máy</w:t>
+            </w:r>
+            <w:proofErr w:type="spellEnd"/>
           </w:p>
         </w:tc>
       </w:tr>
@@ -1763,8 +5078,149 @@
               <w:spacing w:line="276" w:lineRule="auto"/>
               <w:jc w:val="both"/>
             </w:pPr>
-            <w:r>
-              <w:t>Kiểm soát nguy cơ không để xảy ra cháy nổ trong phạm vi nhà máy chế biến, cơ quan công ty.</w:t>
+            <w:proofErr w:type="spellStart"/>
+            <w:r>
+              <w:t>Kiểm</w:t>
+            </w:r>
+            <w:proofErr w:type="spellEnd"/>
+            <w:r>
+              <w:t xml:space="preserve"> </w:t>
+            </w:r>
+            <w:proofErr w:type="spellStart"/>
+            <w:r>
+              <w:t>soát</w:t>
+            </w:r>
+            <w:proofErr w:type="spellEnd"/>
+            <w:r>
+              <w:t xml:space="preserve"> </w:t>
+            </w:r>
+            <w:proofErr w:type="spellStart"/>
+            <w:r>
+              <w:t>nguy</w:t>
+            </w:r>
+            <w:proofErr w:type="spellEnd"/>
+            <w:r>
+              <w:t xml:space="preserve"> </w:t>
+            </w:r>
+            <w:proofErr w:type="spellStart"/>
+            <w:r>
+              <w:t>cơ</w:t>
+            </w:r>
+            <w:proofErr w:type="spellEnd"/>
+            <w:r>
+              <w:t xml:space="preserve"> </w:t>
+            </w:r>
+            <w:proofErr w:type="spellStart"/>
+            <w:r>
+              <w:t>không</w:t>
+            </w:r>
+            <w:proofErr w:type="spellEnd"/>
+            <w:r>
+              <w:t xml:space="preserve"> </w:t>
+            </w:r>
+            <w:proofErr w:type="spellStart"/>
+            <w:r>
+              <w:t>để</w:t>
+            </w:r>
+            <w:proofErr w:type="spellEnd"/>
+            <w:r>
+              <w:t xml:space="preserve"> </w:t>
+            </w:r>
+            <w:proofErr w:type="spellStart"/>
+            <w:r>
+              <w:t>xảy</w:t>
+            </w:r>
+            <w:proofErr w:type="spellEnd"/>
+            <w:r>
+              <w:t xml:space="preserve"> ra </w:t>
+            </w:r>
+            <w:proofErr w:type="spellStart"/>
+            <w:r>
+              <w:t>cháy</w:t>
+            </w:r>
+            <w:proofErr w:type="spellEnd"/>
+            <w:r>
+              <w:t xml:space="preserve"> </w:t>
+            </w:r>
+            <w:proofErr w:type="spellStart"/>
+            <w:r>
+              <w:t>nổ</w:t>
+            </w:r>
+            <w:proofErr w:type="spellEnd"/>
+            <w:r>
+              <w:t xml:space="preserve"> </w:t>
+            </w:r>
+            <w:proofErr w:type="spellStart"/>
+            <w:r>
+              <w:t>trong</w:t>
+            </w:r>
+            <w:proofErr w:type="spellEnd"/>
+            <w:r>
+              <w:t xml:space="preserve"> </w:t>
+            </w:r>
+            <w:proofErr w:type="spellStart"/>
+            <w:r>
+              <w:t>phạm</w:t>
+            </w:r>
+            <w:proofErr w:type="spellEnd"/>
+            <w:r>
+              <w:t xml:space="preserve"> vi </w:t>
+            </w:r>
+            <w:proofErr w:type="spellStart"/>
+            <w:r>
+              <w:t>nhà</w:t>
+            </w:r>
+            <w:proofErr w:type="spellEnd"/>
+            <w:r>
+              <w:t xml:space="preserve"> </w:t>
+            </w:r>
+            <w:proofErr w:type="spellStart"/>
+            <w:r>
+              <w:t>máy</w:t>
+            </w:r>
+            <w:proofErr w:type="spellEnd"/>
+            <w:r>
+              <w:t xml:space="preserve"> </w:t>
+            </w:r>
+            <w:proofErr w:type="spellStart"/>
+            <w:r>
+              <w:t>chế</w:t>
+            </w:r>
+            <w:proofErr w:type="spellEnd"/>
+            <w:r>
+              <w:t xml:space="preserve"> </w:t>
+            </w:r>
+            <w:proofErr w:type="spellStart"/>
+            <w:r>
+              <w:t>biến</w:t>
+            </w:r>
+            <w:proofErr w:type="spellEnd"/>
+            <w:r>
+              <w:t xml:space="preserve">, </w:t>
+            </w:r>
+            <w:proofErr w:type="spellStart"/>
+            <w:r>
+              <w:t>cơ</w:t>
+            </w:r>
+            <w:proofErr w:type="spellEnd"/>
+            <w:r>
+              <w:t xml:space="preserve"> </w:t>
+            </w:r>
+            <w:proofErr w:type="spellStart"/>
+            <w:r>
+              <w:t>quan</w:t>
+            </w:r>
+            <w:proofErr w:type="spellEnd"/>
+            <w:r>
+              <w:t xml:space="preserve"> </w:t>
+            </w:r>
+            <w:proofErr w:type="spellStart"/>
+            <w:r>
+              <w:t>công</w:t>
+            </w:r>
+            <w:proofErr w:type="spellEnd"/>
+            <w:r>
+              <w:t xml:space="preserve"> ty.</w:t>
             </w:r>
           </w:p>
         </w:tc>
@@ -1779,8 +5235,21 @@
               <w:spacing w:line="276" w:lineRule="auto"/>
               <w:jc w:val="center"/>
             </w:pPr>
-            <w:r>
-              <w:t xml:space="preserve">Nhà máy </w:t>
+            <w:proofErr w:type="spellStart"/>
+            <w:r>
+              <w:t>Nhà</w:t>
+            </w:r>
+            <w:proofErr w:type="spellEnd"/>
+            <w:r>
+              <w:t xml:space="preserve"> </w:t>
+            </w:r>
+            <w:proofErr w:type="spellStart"/>
+            <w:r>
+              <w:t>máy</w:t>
+            </w:r>
+            <w:proofErr w:type="spellEnd"/>
+            <w:r>
+              <w:t xml:space="preserve"> </w:t>
             </w:r>
           </w:p>
           <w:p>
@@ -1789,8 +5258,13 @@
               <w:spacing w:line="276" w:lineRule="auto"/>
               <w:jc w:val="center"/>
             </w:pPr>
-            <w:r>
-              <w:t>Phòng TTBV</w:t>
+            <w:proofErr w:type="spellStart"/>
+            <w:r>
+              <w:t>Phòng</w:t>
+            </w:r>
+            <w:proofErr w:type="spellEnd"/>
+            <w:r>
+              <w:t xml:space="preserve"> TTBV</w:t>
             </w:r>
           </w:p>
           <w:p>
@@ -1799,8 +5273,13 @@
               <w:spacing w:line="276" w:lineRule="auto"/>
               <w:jc w:val="center"/>
             </w:pPr>
-            <w:r>
-              <w:t>Phòng TCHC</w:t>
+            <w:proofErr w:type="spellStart"/>
+            <w:r>
+              <w:t>Phòng</w:t>
+            </w:r>
+            <w:proofErr w:type="spellEnd"/>
+            <w:r>
+              <w:t xml:space="preserve"> TCHC</w:t>
             </w:r>
           </w:p>
         </w:tc>
@@ -1839,9 +5318,243 @@
               <w:spacing w:line="276" w:lineRule="auto"/>
               <w:jc w:val="both"/>
             </w:pPr>
-            <w:r>
-              <w:t>Thực hiện đạt 100% kế hoạch tuần tra, kiểm soát an ninh hàng tháng tại các khu vực trọng yếu (nhà máy, kho bãi, 24 điểm giao nhận mủ tại các nông trường</w:t>
-            </w:r>
+            <w:proofErr w:type="spellStart"/>
+            <w:r>
+              <w:t>Thực</w:t>
+            </w:r>
+            <w:proofErr w:type="spellEnd"/>
+            <w:r>
+              <w:t xml:space="preserve"> </w:t>
+            </w:r>
+            <w:proofErr w:type="spellStart"/>
+            <w:r>
+              <w:t>hiện</w:t>
+            </w:r>
+            <w:proofErr w:type="spellEnd"/>
+            <w:r>
+              <w:t xml:space="preserve"> </w:t>
+            </w:r>
+            <w:proofErr w:type="spellStart"/>
+            <w:r>
+              <w:t>đạt</w:t>
+            </w:r>
+            <w:proofErr w:type="spellEnd"/>
+            <w:r>
+              <w:t xml:space="preserve"> 100% </w:t>
+            </w:r>
+            <w:proofErr w:type="spellStart"/>
+            <w:r>
+              <w:t>kế</w:t>
+            </w:r>
+            <w:proofErr w:type="spellEnd"/>
+            <w:r>
+              <w:t xml:space="preserve"> </w:t>
+            </w:r>
+            <w:proofErr w:type="spellStart"/>
+            <w:r>
+              <w:t>hoạch</w:t>
+            </w:r>
+            <w:proofErr w:type="spellEnd"/>
+            <w:r>
+              <w:t xml:space="preserve"> </w:t>
+            </w:r>
+            <w:proofErr w:type="spellStart"/>
+            <w:r>
+              <w:t>tuần</w:t>
+            </w:r>
+            <w:proofErr w:type="spellEnd"/>
+            <w:r>
+              <w:t xml:space="preserve"> </w:t>
+            </w:r>
+            <w:proofErr w:type="spellStart"/>
+            <w:r>
+              <w:t>tra</w:t>
+            </w:r>
+            <w:proofErr w:type="spellEnd"/>
+            <w:r>
+              <w:t xml:space="preserve">, </w:t>
+            </w:r>
+            <w:proofErr w:type="spellStart"/>
+            <w:r>
+              <w:t>kiểm</w:t>
+            </w:r>
+            <w:proofErr w:type="spellEnd"/>
+            <w:r>
+              <w:t xml:space="preserve"> </w:t>
+            </w:r>
+            <w:proofErr w:type="spellStart"/>
+            <w:r>
+              <w:t>soát</w:t>
+            </w:r>
+            <w:proofErr w:type="spellEnd"/>
+            <w:r>
+              <w:t xml:space="preserve"> an </w:t>
+            </w:r>
+            <w:proofErr w:type="spellStart"/>
+            <w:r>
+              <w:t>ninh</w:t>
+            </w:r>
+            <w:proofErr w:type="spellEnd"/>
+            <w:r>
+              <w:t xml:space="preserve"> </w:t>
+            </w:r>
+            <w:proofErr w:type="spellStart"/>
+            <w:r>
+              <w:t>hàng</w:t>
+            </w:r>
+            <w:proofErr w:type="spellEnd"/>
+            <w:r>
+              <w:t xml:space="preserve"> </w:t>
+            </w:r>
+            <w:proofErr w:type="spellStart"/>
+            <w:r>
+              <w:t>tháng</w:t>
+            </w:r>
+            <w:proofErr w:type="spellEnd"/>
+            <w:r>
+              <w:t xml:space="preserve"> </w:t>
+            </w:r>
+            <w:proofErr w:type="spellStart"/>
+            <w:r>
+              <w:t>tại</w:t>
+            </w:r>
+            <w:proofErr w:type="spellEnd"/>
+            <w:r>
+              <w:t xml:space="preserve"> </w:t>
+            </w:r>
+            <w:proofErr w:type="spellStart"/>
+            <w:r>
+              <w:t>các</w:t>
+            </w:r>
+            <w:proofErr w:type="spellEnd"/>
+            <w:r>
+              <w:t xml:space="preserve"> </w:t>
+            </w:r>
+            <w:proofErr w:type="spellStart"/>
+            <w:r>
+              <w:t>khu</w:t>
+            </w:r>
+            <w:proofErr w:type="spellEnd"/>
+            <w:r>
+              <w:t xml:space="preserve"> </w:t>
+            </w:r>
+            <w:proofErr w:type="spellStart"/>
+            <w:r>
+              <w:t>vực</w:t>
+            </w:r>
+            <w:proofErr w:type="spellEnd"/>
+            <w:r>
+              <w:t xml:space="preserve"> </w:t>
+            </w:r>
+            <w:proofErr w:type="spellStart"/>
+            <w:r>
+              <w:t>trọng</w:t>
+            </w:r>
+            <w:proofErr w:type="spellEnd"/>
+            <w:r>
+              <w:t xml:space="preserve"> </w:t>
+            </w:r>
+            <w:proofErr w:type="spellStart"/>
+            <w:r>
+              <w:t>yếu</w:t>
+            </w:r>
+            <w:proofErr w:type="spellEnd"/>
+            <w:r>
+              <w:t xml:space="preserve"> (</w:t>
+            </w:r>
+            <w:proofErr w:type="spellStart"/>
+            <w:r>
+              <w:t>nhà</w:t>
+            </w:r>
+            <w:proofErr w:type="spellEnd"/>
+            <w:r>
+              <w:t xml:space="preserve"> </w:t>
+            </w:r>
+            <w:proofErr w:type="spellStart"/>
+            <w:r>
+              <w:t>máy</w:t>
+            </w:r>
+            <w:proofErr w:type="spellEnd"/>
+            <w:r>
+              <w:t xml:space="preserve">, </w:t>
+            </w:r>
+            <w:proofErr w:type="spellStart"/>
+            <w:r>
+              <w:t>kho</w:t>
+            </w:r>
+            <w:proofErr w:type="spellEnd"/>
+            <w:r>
+              <w:t xml:space="preserve"> </w:t>
+            </w:r>
+            <w:proofErr w:type="spellStart"/>
+            <w:r>
+              <w:t>bãi</w:t>
+            </w:r>
+            <w:proofErr w:type="spellEnd"/>
+            <w:r>
+              <w:t xml:space="preserve">, 24 </w:t>
+            </w:r>
+            <w:proofErr w:type="spellStart"/>
+            <w:r>
+              <w:t>điểm</w:t>
+            </w:r>
+            <w:proofErr w:type="spellEnd"/>
+            <w:r>
+              <w:t xml:space="preserve"> </w:t>
+            </w:r>
+            <w:proofErr w:type="spellStart"/>
+            <w:r>
+              <w:t>giao</w:t>
+            </w:r>
+            <w:proofErr w:type="spellEnd"/>
+            <w:r>
+              <w:t xml:space="preserve"> </w:t>
+            </w:r>
+            <w:proofErr w:type="spellStart"/>
+            <w:r>
+              <w:t>nhận</w:t>
+            </w:r>
+            <w:proofErr w:type="spellEnd"/>
+            <w:r>
+              <w:t xml:space="preserve"> </w:t>
+            </w:r>
+            <w:proofErr w:type="spellStart"/>
+            <w:r>
+              <w:t>mủ</w:t>
+            </w:r>
+            <w:proofErr w:type="spellEnd"/>
+            <w:r>
+              <w:t xml:space="preserve"> </w:t>
+            </w:r>
+            <w:proofErr w:type="spellStart"/>
+            <w:r>
+              <w:t>tại</w:t>
+            </w:r>
+            <w:proofErr w:type="spellEnd"/>
+            <w:r>
+              <w:t xml:space="preserve"> </w:t>
+            </w:r>
+            <w:proofErr w:type="spellStart"/>
+            <w:r>
+              <w:t>các</w:t>
+            </w:r>
+            <w:proofErr w:type="spellEnd"/>
+            <w:r>
+              <w:t xml:space="preserve"> </w:t>
+            </w:r>
+            <w:proofErr w:type="spellStart"/>
+            <w:r>
+              <w:t>nông</w:t>
+            </w:r>
+            <w:proofErr w:type="spellEnd"/>
+            <w:r>
+              <w:t xml:space="preserve"> </w:t>
+            </w:r>
+            <w:proofErr w:type="spellStart"/>
+            <w:r>
+              <w:t>trường</w:t>
+            </w:r>
+            <w:proofErr w:type="spellEnd"/>
           </w:p>
           <w:p>
             <w:pPr>
@@ -1852,8 +5565,301 @@
               <w:spacing w:line="276" w:lineRule="auto"/>
               <w:jc w:val="both"/>
             </w:pPr>
-            <w:r>
-              <w:t>Đảm bảo 100% các vụ việc vi phạm an ninh trật tự, tệ nạn xã hội xảy ra trong phạm vi công ty được lập biên bản và phối hợp xử lý kịp thời với lực lượng công an Tỉnh/Huyện/Xã sở tại.</w:t>
+            <w:proofErr w:type="spellStart"/>
+            <w:r>
+              <w:t>Đảm</w:t>
+            </w:r>
+            <w:proofErr w:type="spellEnd"/>
+            <w:r>
+              <w:t xml:space="preserve"> </w:t>
+            </w:r>
+            <w:proofErr w:type="spellStart"/>
+            <w:r>
+              <w:t>bảo</w:t>
+            </w:r>
+            <w:proofErr w:type="spellEnd"/>
+            <w:r>
+              <w:t xml:space="preserve"> 100% </w:t>
+            </w:r>
+            <w:proofErr w:type="spellStart"/>
+            <w:r>
+              <w:t>các</w:t>
+            </w:r>
+            <w:proofErr w:type="spellEnd"/>
+            <w:r>
+              <w:t xml:space="preserve"> </w:t>
+            </w:r>
+            <w:proofErr w:type="spellStart"/>
+            <w:r>
+              <w:t>vụ</w:t>
+            </w:r>
+            <w:proofErr w:type="spellEnd"/>
+            <w:r>
+              <w:t xml:space="preserve"> </w:t>
+            </w:r>
+            <w:proofErr w:type="spellStart"/>
+            <w:r>
+              <w:t>việc</w:t>
+            </w:r>
+            <w:proofErr w:type="spellEnd"/>
+            <w:r>
+              <w:t xml:space="preserve"> vi </w:t>
+            </w:r>
+            <w:proofErr w:type="spellStart"/>
+            <w:r>
+              <w:t>phạm</w:t>
+            </w:r>
+            <w:proofErr w:type="spellEnd"/>
+            <w:r>
+              <w:t xml:space="preserve"> an </w:t>
+            </w:r>
+            <w:proofErr w:type="spellStart"/>
+            <w:r>
+              <w:t>ninh</w:t>
+            </w:r>
+            <w:proofErr w:type="spellEnd"/>
+            <w:r>
+              <w:t xml:space="preserve"> </w:t>
+            </w:r>
+            <w:proofErr w:type="spellStart"/>
+            <w:r>
+              <w:t>trật</w:t>
+            </w:r>
+            <w:proofErr w:type="spellEnd"/>
+            <w:r>
+              <w:t xml:space="preserve"> </w:t>
+            </w:r>
+            <w:proofErr w:type="spellStart"/>
+            <w:r>
+              <w:t>tự</w:t>
+            </w:r>
+            <w:proofErr w:type="spellEnd"/>
+            <w:r>
+              <w:t xml:space="preserve">, </w:t>
+            </w:r>
+            <w:proofErr w:type="spellStart"/>
+            <w:r>
+              <w:t>tệ</w:t>
+            </w:r>
+            <w:proofErr w:type="spellEnd"/>
+            <w:r>
+              <w:t xml:space="preserve"> </w:t>
+            </w:r>
+            <w:proofErr w:type="spellStart"/>
+            <w:r>
+              <w:t>nạn</w:t>
+            </w:r>
+            <w:proofErr w:type="spellEnd"/>
+            <w:r>
+              <w:t xml:space="preserve"> </w:t>
+            </w:r>
+            <w:proofErr w:type="spellStart"/>
+            <w:r>
+              <w:t>xã</w:t>
+            </w:r>
+            <w:proofErr w:type="spellEnd"/>
+            <w:r>
+              <w:t xml:space="preserve"> </w:t>
+            </w:r>
+            <w:proofErr w:type="spellStart"/>
+            <w:r>
+              <w:t>hội</w:t>
+            </w:r>
+            <w:proofErr w:type="spellEnd"/>
+            <w:r>
+              <w:t xml:space="preserve"> </w:t>
+            </w:r>
+            <w:proofErr w:type="spellStart"/>
+            <w:r>
+              <w:t>xảy</w:t>
+            </w:r>
+            <w:proofErr w:type="spellEnd"/>
+            <w:r>
+              <w:t xml:space="preserve"> ra </w:t>
+            </w:r>
+            <w:proofErr w:type="spellStart"/>
+            <w:r>
+              <w:t>trong</w:t>
+            </w:r>
+            <w:proofErr w:type="spellEnd"/>
+            <w:r>
+              <w:t xml:space="preserve"> </w:t>
+            </w:r>
+            <w:proofErr w:type="spellStart"/>
+            <w:r>
+              <w:t>phạm</w:t>
+            </w:r>
+            <w:proofErr w:type="spellEnd"/>
+            <w:r>
+              <w:t xml:space="preserve"> vi </w:t>
+            </w:r>
+            <w:proofErr w:type="spellStart"/>
+            <w:r>
+              <w:t>công</w:t>
+            </w:r>
+            <w:proofErr w:type="spellEnd"/>
+            <w:r>
+              <w:t xml:space="preserve"> ty </w:t>
+            </w:r>
+            <w:proofErr w:type="spellStart"/>
+            <w:r>
+              <w:t>được</w:t>
+            </w:r>
+            <w:proofErr w:type="spellEnd"/>
+            <w:r>
+              <w:t xml:space="preserve"> </w:t>
+            </w:r>
+            <w:proofErr w:type="spellStart"/>
+            <w:r>
+              <w:t>lập</w:t>
+            </w:r>
+            <w:proofErr w:type="spellEnd"/>
+            <w:r>
+              <w:t xml:space="preserve"> </w:t>
+            </w:r>
+            <w:proofErr w:type="spellStart"/>
+            <w:r>
+              <w:t>biên</w:t>
+            </w:r>
+            <w:proofErr w:type="spellEnd"/>
+            <w:r>
+              <w:t xml:space="preserve"> </w:t>
+            </w:r>
+            <w:proofErr w:type="spellStart"/>
+            <w:r>
+              <w:t>bản</w:t>
+            </w:r>
+            <w:proofErr w:type="spellEnd"/>
+            <w:r>
+              <w:t xml:space="preserve"> </w:t>
+            </w:r>
+            <w:proofErr w:type="spellStart"/>
+            <w:r>
+              <w:t>và</w:t>
+            </w:r>
+            <w:proofErr w:type="spellEnd"/>
+            <w:r>
+              <w:t xml:space="preserve"> </w:t>
+            </w:r>
+            <w:proofErr w:type="spellStart"/>
+            <w:r>
+              <w:t>phối</w:t>
+            </w:r>
+            <w:proofErr w:type="spellEnd"/>
+            <w:r>
+              <w:t xml:space="preserve"> </w:t>
+            </w:r>
+            <w:proofErr w:type="spellStart"/>
+            <w:r>
+              <w:t>hợp</w:t>
+            </w:r>
+            <w:proofErr w:type="spellEnd"/>
+            <w:r>
+              <w:t xml:space="preserve"> </w:t>
+            </w:r>
+            <w:proofErr w:type="spellStart"/>
+            <w:r>
+              <w:t>xử</w:t>
+            </w:r>
+            <w:proofErr w:type="spellEnd"/>
+            <w:r>
+              <w:t xml:space="preserve"> </w:t>
+            </w:r>
+            <w:proofErr w:type="spellStart"/>
+            <w:r>
+              <w:t>lý</w:t>
+            </w:r>
+            <w:proofErr w:type="spellEnd"/>
+            <w:r>
+              <w:t xml:space="preserve"> </w:t>
+            </w:r>
+            <w:proofErr w:type="spellStart"/>
+            <w:r>
+              <w:t>kịp</w:t>
+            </w:r>
+            <w:proofErr w:type="spellEnd"/>
+            <w:r>
+              <w:t xml:space="preserve"> </w:t>
+            </w:r>
+            <w:proofErr w:type="spellStart"/>
+            <w:r>
+              <w:t>thời</w:t>
+            </w:r>
+            <w:proofErr w:type="spellEnd"/>
+            <w:r>
+              <w:t xml:space="preserve"> </w:t>
+            </w:r>
+            <w:proofErr w:type="spellStart"/>
+            <w:r>
+              <w:t>với</w:t>
+            </w:r>
+            <w:proofErr w:type="spellEnd"/>
+            <w:r>
+              <w:t xml:space="preserve"> </w:t>
+            </w:r>
+            <w:proofErr w:type="spellStart"/>
+            <w:r>
+              <w:t>lực</w:t>
+            </w:r>
+            <w:proofErr w:type="spellEnd"/>
+            <w:r>
+              <w:t xml:space="preserve"> </w:t>
+            </w:r>
+            <w:proofErr w:type="spellStart"/>
+            <w:r>
+              <w:t>lượng</w:t>
+            </w:r>
+            <w:proofErr w:type="spellEnd"/>
+            <w:r>
+              <w:t xml:space="preserve"> </w:t>
+            </w:r>
+            <w:proofErr w:type="spellStart"/>
+            <w:r>
+              <w:t>công</w:t>
+            </w:r>
+            <w:proofErr w:type="spellEnd"/>
+            <w:r>
+              <w:t xml:space="preserve"> an </w:t>
+            </w:r>
+            <w:proofErr w:type="spellStart"/>
+            <w:r>
+              <w:t>Tỉnh</w:t>
+            </w:r>
+            <w:proofErr w:type="spellEnd"/>
+            <w:r>
+              <w:t>/</w:t>
+            </w:r>
+            <w:proofErr w:type="spellStart"/>
+            <w:r>
+              <w:t>Huyện</w:t>
+            </w:r>
+            <w:proofErr w:type="spellEnd"/>
+            <w:r>
+              <w:t>/</w:t>
+            </w:r>
+            <w:proofErr w:type="spellStart"/>
+            <w:r>
+              <w:t>Xã</w:t>
+            </w:r>
+            <w:proofErr w:type="spellEnd"/>
+            <w:r>
+              <w:t xml:space="preserve"> </w:t>
+            </w:r>
+            <w:proofErr w:type="spellStart"/>
+            <w:r>
+              <w:t>sở</w:t>
+            </w:r>
+            <w:proofErr w:type="spellEnd"/>
+            <w:r>
+              <w:t xml:space="preserve"> </w:t>
+            </w:r>
+            <w:proofErr w:type="spellStart"/>
+            <w:r>
+              <w:t>tại</w:t>
+            </w:r>
+            <w:proofErr w:type="spellEnd"/>
+            <w:r>
+              <w:t>.</w:t>
             </w:r>
           </w:p>
         </w:tc>
@@ -1868,8 +5874,13 @@
               <w:spacing w:line="276" w:lineRule="auto"/>
               <w:jc w:val="center"/>
             </w:pPr>
-            <w:r>
-              <w:t>Phòng TTBV</w:t>
+            <w:proofErr w:type="spellStart"/>
+            <w:r>
+              <w:t>Phòng</w:t>
+            </w:r>
+            <w:proofErr w:type="spellEnd"/>
+            <w:r>
+              <w:t xml:space="preserve"> TTBV</w:t>
             </w:r>
           </w:p>
           <w:p>
@@ -1915,8 +5926,213 @@
               <w:spacing w:line="276" w:lineRule="auto"/>
               <w:jc w:val="both"/>
             </w:pPr>
-            <w:r>
-              <w:t>Tổ chức tập huấn nghiệp vụ PCCC cho đại diện cán bộ nhân viên các phòng ban Công ty, và đại diện các ca tổ sản xuất, bảo vệ nhà máy.</w:t>
+            <w:proofErr w:type="spellStart"/>
+            <w:r>
+              <w:t>Tổ</w:t>
+            </w:r>
+            <w:proofErr w:type="spellEnd"/>
+            <w:r>
+              <w:t xml:space="preserve"> </w:t>
+            </w:r>
+            <w:proofErr w:type="spellStart"/>
+            <w:r>
+              <w:t>chức</w:t>
+            </w:r>
+            <w:proofErr w:type="spellEnd"/>
+            <w:r>
+              <w:t xml:space="preserve"> </w:t>
+            </w:r>
+            <w:proofErr w:type="spellStart"/>
+            <w:r>
+              <w:t>tập</w:t>
+            </w:r>
+            <w:proofErr w:type="spellEnd"/>
+            <w:r>
+              <w:t xml:space="preserve"> </w:t>
+            </w:r>
+            <w:proofErr w:type="spellStart"/>
+            <w:r>
+              <w:t>huấn</w:t>
+            </w:r>
+            <w:proofErr w:type="spellEnd"/>
+            <w:r>
+              <w:t xml:space="preserve"> </w:t>
+            </w:r>
+            <w:proofErr w:type="spellStart"/>
+            <w:r>
+              <w:t>nghiệp</w:t>
+            </w:r>
+            <w:proofErr w:type="spellEnd"/>
+            <w:r>
+              <w:t xml:space="preserve"> </w:t>
+            </w:r>
+            <w:proofErr w:type="spellStart"/>
+            <w:r>
+              <w:t>vụ</w:t>
+            </w:r>
+            <w:proofErr w:type="spellEnd"/>
+            <w:r>
+              <w:t xml:space="preserve"> PCCC </w:t>
+            </w:r>
+            <w:proofErr w:type="spellStart"/>
+            <w:r>
+              <w:t>cho</w:t>
+            </w:r>
+            <w:proofErr w:type="spellEnd"/>
+            <w:r>
+              <w:t xml:space="preserve"> </w:t>
+            </w:r>
+            <w:proofErr w:type="spellStart"/>
+            <w:r>
+              <w:t>đại</w:t>
+            </w:r>
+            <w:proofErr w:type="spellEnd"/>
+            <w:r>
+              <w:t xml:space="preserve"> </w:t>
+            </w:r>
+            <w:proofErr w:type="spellStart"/>
+            <w:r>
+              <w:t>diện</w:t>
+            </w:r>
+            <w:proofErr w:type="spellEnd"/>
+            <w:r>
+              <w:t xml:space="preserve"> </w:t>
+            </w:r>
+            <w:proofErr w:type="spellStart"/>
+            <w:r>
+              <w:t>cán</w:t>
+            </w:r>
+            <w:proofErr w:type="spellEnd"/>
+            <w:r>
+              <w:t xml:space="preserve"> </w:t>
+            </w:r>
+            <w:proofErr w:type="spellStart"/>
+            <w:r>
+              <w:t>bộ</w:t>
+            </w:r>
+            <w:proofErr w:type="spellEnd"/>
+            <w:r>
+              <w:t xml:space="preserve"> </w:t>
+            </w:r>
+            <w:proofErr w:type="spellStart"/>
+            <w:r>
+              <w:t>nhân</w:t>
+            </w:r>
+            <w:proofErr w:type="spellEnd"/>
+            <w:r>
+              <w:t xml:space="preserve"> </w:t>
+            </w:r>
+            <w:proofErr w:type="spellStart"/>
+            <w:r>
+              <w:t>viên</w:t>
+            </w:r>
+            <w:proofErr w:type="spellEnd"/>
+            <w:r>
+              <w:t xml:space="preserve"> </w:t>
+            </w:r>
+            <w:proofErr w:type="spellStart"/>
+            <w:r>
+              <w:t>các</w:t>
+            </w:r>
+            <w:proofErr w:type="spellEnd"/>
+            <w:r>
+              <w:t xml:space="preserve"> </w:t>
+            </w:r>
+            <w:proofErr w:type="spellStart"/>
+            <w:r>
+              <w:t>phòng</w:t>
+            </w:r>
+            <w:proofErr w:type="spellEnd"/>
+            <w:r>
+              <w:t xml:space="preserve"> ban Công ty, </w:t>
+            </w:r>
+            <w:proofErr w:type="spellStart"/>
+            <w:r>
+              <w:t>và</w:t>
+            </w:r>
+            <w:proofErr w:type="spellEnd"/>
+            <w:r>
+              <w:t xml:space="preserve"> </w:t>
+            </w:r>
+            <w:proofErr w:type="spellStart"/>
+            <w:r>
+              <w:t>đại</w:t>
+            </w:r>
+            <w:proofErr w:type="spellEnd"/>
+            <w:r>
+              <w:t xml:space="preserve"> </w:t>
+            </w:r>
+            <w:proofErr w:type="spellStart"/>
+            <w:r>
+              <w:t>diện</w:t>
+            </w:r>
+            <w:proofErr w:type="spellEnd"/>
+            <w:r>
+              <w:t xml:space="preserve"> </w:t>
+            </w:r>
+            <w:proofErr w:type="spellStart"/>
+            <w:r>
+              <w:t>các</w:t>
+            </w:r>
+            <w:proofErr w:type="spellEnd"/>
+            <w:r>
+              <w:t xml:space="preserve"> ca </w:t>
+            </w:r>
+            <w:proofErr w:type="spellStart"/>
+            <w:r>
+              <w:t>tổ</w:t>
+            </w:r>
+            <w:proofErr w:type="spellEnd"/>
+            <w:r>
+              <w:t xml:space="preserve"> </w:t>
+            </w:r>
+            <w:proofErr w:type="spellStart"/>
+            <w:r>
+              <w:t>sản</w:t>
+            </w:r>
+            <w:proofErr w:type="spellEnd"/>
+            <w:r>
+              <w:t xml:space="preserve"> </w:t>
+            </w:r>
+            <w:proofErr w:type="spellStart"/>
+            <w:r>
+              <w:t>xuất</w:t>
+            </w:r>
+            <w:proofErr w:type="spellEnd"/>
+            <w:r>
+              <w:t xml:space="preserve">, </w:t>
+            </w:r>
+            <w:proofErr w:type="spellStart"/>
+            <w:r>
+              <w:t>bảo</w:t>
+            </w:r>
+            <w:proofErr w:type="spellEnd"/>
+            <w:r>
+              <w:t xml:space="preserve"> </w:t>
+            </w:r>
+            <w:proofErr w:type="spellStart"/>
+            <w:r>
+              <w:t>vệ</w:t>
+            </w:r>
+            <w:proofErr w:type="spellEnd"/>
+            <w:r>
+              <w:t xml:space="preserve"> </w:t>
+            </w:r>
+            <w:proofErr w:type="spellStart"/>
+            <w:r>
+              <w:t>nhà</w:t>
+            </w:r>
+            <w:proofErr w:type="spellEnd"/>
+            <w:r>
+              <w:t xml:space="preserve"> </w:t>
+            </w:r>
+            <w:proofErr w:type="spellStart"/>
+            <w:r>
+              <w:t>máy</w:t>
+            </w:r>
+            <w:proofErr w:type="spellEnd"/>
+            <w:r>
+              <w:t>.</w:t>
             </w:r>
           </w:p>
         </w:tc>
@@ -1931,8 +6147,13 @@
               <w:spacing w:line="276" w:lineRule="auto"/>
               <w:jc w:val="center"/>
             </w:pPr>
-            <w:r>
-              <w:t>Phòng TCHC</w:t>
+            <w:proofErr w:type="spellStart"/>
+            <w:r>
+              <w:t>Phòng</w:t>
+            </w:r>
+            <w:proofErr w:type="spellEnd"/>
+            <w:r>
+              <w:t xml:space="preserve"> TCHC</w:t>
             </w:r>
           </w:p>
           <w:p>
@@ -1941,8 +6162,13 @@
               <w:spacing w:line="276" w:lineRule="auto"/>
               <w:jc w:val="center"/>
             </w:pPr>
-            <w:r>
-              <w:t>Phòng TTBV</w:t>
+            <w:proofErr w:type="spellStart"/>
+            <w:r>
+              <w:t>Phòng</w:t>
+            </w:r>
+            <w:proofErr w:type="spellEnd"/>
+            <w:r>
+              <w:t xml:space="preserve"> TTBV</w:t>
             </w:r>
           </w:p>
           <w:p>
@@ -1951,9 +6177,19 @@
               <w:spacing w:line="276" w:lineRule="auto"/>
               <w:jc w:val="center"/>
             </w:pPr>
-            <w:r>
-              <w:t>Nhà máy</w:t>
-            </w:r>
+            <w:proofErr w:type="spellStart"/>
+            <w:r>
+              <w:t>Nhà</w:t>
+            </w:r>
+            <w:proofErr w:type="spellEnd"/>
+            <w:r>
+              <w:t xml:space="preserve"> </w:t>
+            </w:r>
+            <w:proofErr w:type="spellStart"/>
+            <w:r>
+              <w:t>máy</w:t>
+            </w:r>
+            <w:proofErr w:type="spellEnd"/>
           </w:p>
         </w:tc>
       </w:tr>
@@ -2310,6 +6546,7 @@
               <w:lang w:eastAsia="ja-JP"/>
             </w:rPr>
           </w:pPr>
+          <w:proofErr w:type="spellStart"/>
           <w:r>
             <w:rPr>
               <w:rFonts w:eastAsia="MS Mincho"/>
@@ -2317,7 +6554,57 @@
               <w:szCs w:val="20"/>
               <w:lang w:eastAsia="ja-JP"/>
             </w:rPr>
-            <w:t xml:space="preserve">Mã tài liệu: </w:t>
+            <w:t>Mã</w:t>
+          </w:r>
+          <w:proofErr w:type="spellEnd"/>
+          <w:r>
+            <w:rPr>
+              <w:rFonts w:eastAsia="MS Mincho"/>
+              <w:sz w:val="20"/>
+              <w:szCs w:val="20"/>
+              <w:lang w:eastAsia="ja-JP"/>
+            </w:rPr>
+            <w:t xml:space="preserve"> </w:t>
+          </w:r>
+          <w:proofErr w:type="spellStart"/>
+          <w:r>
+            <w:rPr>
+              <w:rFonts w:eastAsia="MS Mincho"/>
+              <w:sz w:val="20"/>
+              <w:szCs w:val="20"/>
+              <w:lang w:eastAsia="ja-JP"/>
+            </w:rPr>
+            <w:t>tài</w:t>
+          </w:r>
+          <w:proofErr w:type="spellEnd"/>
+          <w:r>
+            <w:rPr>
+              <w:rFonts w:eastAsia="MS Mincho"/>
+              <w:sz w:val="20"/>
+              <w:szCs w:val="20"/>
+              <w:lang w:eastAsia="ja-JP"/>
+            </w:rPr>
+            <w:t xml:space="preserve"> </w:t>
+          </w:r>
+          <w:proofErr w:type="spellStart"/>
+          <w:r>
+            <w:rPr>
+              <w:rFonts w:eastAsia="MS Mincho"/>
+              <w:sz w:val="20"/>
+              <w:szCs w:val="20"/>
+              <w:lang w:eastAsia="ja-JP"/>
+            </w:rPr>
+            <w:t>liệu</w:t>
+          </w:r>
+          <w:proofErr w:type="spellEnd"/>
+          <w:r>
+            <w:rPr>
+              <w:rFonts w:eastAsia="MS Mincho"/>
+              <w:sz w:val="20"/>
+              <w:szCs w:val="20"/>
+              <w:lang w:eastAsia="ja-JP"/>
+            </w:rPr>
+            <w:t xml:space="preserve">: </w:t>
           </w:r>
         </w:p>
       </w:tc>
@@ -2389,6 +6676,7 @@
               <w:lang w:eastAsia="ja-JP"/>
             </w:rPr>
           </w:pPr>
+          <w:proofErr w:type="spellStart"/>
           <w:r>
             <w:rPr>
               <w:rFonts w:eastAsia="MS Mincho"/>
@@ -2396,7 +6684,57 @@
               <w:szCs w:val="20"/>
               <w:lang w:eastAsia="ja-JP"/>
             </w:rPr>
-            <w:t xml:space="preserve">Ngày hiệu lực: </w:t>
+            <w:t>Ngày</w:t>
+          </w:r>
+          <w:proofErr w:type="spellEnd"/>
+          <w:r>
+            <w:rPr>
+              <w:rFonts w:eastAsia="MS Mincho"/>
+              <w:sz w:val="20"/>
+              <w:szCs w:val="20"/>
+              <w:lang w:eastAsia="ja-JP"/>
+            </w:rPr>
+            <w:t xml:space="preserve"> </w:t>
+          </w:r>
+          <w:proofErr w:type="spellStart"/>
+          <w:r>
+            <w:rPr>
+              <w:rFonts w:eastAsia="MS Mincho"/>
+              <w:sz w:val="20"/>
+              <w:szCs w:val="20"/>
+              <w:lang w:eastAsia="ja-JP"/>
+            </w:rPr>
+            <w:t>hiệu</w:t>
+          </w:r>
+          <w:proofErr w:type="spellEnd"/>
+          <w:r>
+            <w:rPr>
+              <w:rFonts w:eastAsia="MS Mincho"/>
+              <w:sz w:val="20"/>
+              <w:szCs w:val="20"/>
+              <w:lang w:eastAsia="ja-JP"/>
+            </w:rPr>
+            <w:t xml:space="preserve"> </w:t>
+          </w:r>
+          <w:proofErr w:type="spellStart"/>
+          <w:r>
+            <w:rPr>
+              <w:rFonts w:eastAsia="MS Mincho"/>
+              <w:sz w:val="20"/>
+              <w:szCs w:val="20"/>
+              <w:lang w:eastAsia="ja-JP"/>
+            </w:rPr>
+            <w:t>lực</w:t>
+          </w:r>
+          <w:proofErr w:type="spellEnd"/>
+          <w:r>
+            <w:rPr>
+              <w:rFonts w:eastAsia="MS Mincho"/>
+              <w:sz w:val="20"/>
+              <w:szCs w:val="20"/>
+              <w:lang w:eastAsia="ja-JP"/>
+            </w:rPr>
+            <w:t xml:space="preserve">: </w:t>
           </w:r>
         </w:p>
       </w:tc>
@@ -2469,6 +6807,7 @@
               <w:lang w:eastAsia="ja-JP"/>
             </w:rPr>
           </w:pPr>
+          <w:proofErr w:type="spellStart"/>
           <w:r>
             <w:rPr>
               <w:rFonts w:eastAsia="MS Mincho"/>
@@ -2476,7 +6815,37 @@
               <w:szCs w:val="20"/>
               <w:lang w:eastAsia="ja-JP"/>
             </w:rPr>
-            <w:t>Tình trạng:</w:t>
+            <w:t>Tình</w:t>
+          </w:r>
+          <w:proofErr w:type="spellEnd"/>
+          <w:r>
+            <w:rPr>
+              <w:rFonts w:eastAsia="MS Mincho"/>
+              <w:sz w:val="20"/>
+              <w:szCs w:val="20"/>
+              <w:lang w:eastAsia="ja-JP"/>
+            </w:rPr>
+            <w:t xml:space="preserve"> </w:t>
+          </w:r>
+          <w:proofErr w:type="spellStart"/>
+          <w:r>
+            <w:rPr>
+              <w:rFonts w:eastAsia="MS Mincho"/>
+              <w:sz w:val="20"/>
+              <w:szCs w:val="20"/>
+              <w:lang w:eastAsia="ja-JP"/>
+            </w:rPr>
+            <w:t>trạng</w:t>
+          </w:r>
+          <w:proofErr w:type="spellEnd"/>
+          <w:r>
+            <w:rPr>
+              <w:rFonts w:eastAsia="MS Mincho"/>
+              <w:sz w:val="20"/>
+              <w:szCs w:val="20"/>
+              <w:lang w:eastAsia="ja-JP"/>
+            </w:rPr>
+            <w:t>:</w:t>
           </w:r>
         </w:p>
       </w:tc>
@@ -2547,6 +6916,7 @@
               <w:lang w:eastAsia="ja-JP"/>
             </w:rPr>
           </w:pPr>
+          <w:proofErr w:type="spellStart"/>
           <w:r>
             <w:rPr>
               <w:rFonts w:eastAsia="MS Mincho"/>
@@ -2554,7 +6924,46 @@
               <w:szCs w:val="20"/>
               <w:lang w:eastAsia="ja-JP"/>
             </w:rPr>
-            <w:t>Lần sửa đổi:</w:t>
+            <w:t>Lần</w:t>
+          </w:r>
+          <w:proofErr w:type="spellEnd"/>
+          <w:r>
+            <w:rPr>
+              <w:rFonts w:eastAsia="MS Mincho"/>
+              <w:sz w:val="20"/>
+              <w:szCs w:val="20"/>
+              <w:lang w:eastAsia="ja-JP"/>
+            </w:rPr>
+            <w:t xml:space="preserve"> </w:t>
+          </w:r>
+          <w:r>
+            <w:rPr>
+              <w:rFonts w:eastAsia="MS Mincho"/>
+              <w:sz w:val="20"/>
+              <w:szCs w:val="20"/>
+              <w:lang w:eastAsia="ja-JP"/>
+            </w:rPr>
+            <w:t xml:space="preserve">ban </w:t>
+          </w:r>
+          <w:proofErr w:type="spellStart"/>
+          <w:r>
+            <w:rPr>
+              <w:rFonts w:eastAsia="MS Mincho"/>
+              <w:sz w:val="20"/>
+              <w:szCs w:val="20"/>
+              <w:lang w:eastAsia="ja-JP"/>
+            </w:rPr>
+            <w:t>hành</w:t>
+          </w:r>
+          <w:proofErr w:type="spellEnd"/>
+          <w:r>
+            <w:rPr>
+              <w:rFonts w:eastAsia="MS Mincho"/>
+              <w:sz w:val="20"/>
+              <w:szCs w:val="20"/>
+              <w:lang w:eastAsia="ja-JP"/>
+            </w:rPr>
+            <w:t>:</w:t>
           </w:r>
         </w:p>
       </w:tc>
@@ -2592,7 +7001,7 @@
     </w:tr>
     <w:tr>
       <w:trPr>
-        <w:trHeight w:val="349"/>
+        <w:trHeight w:val="601"/>
       </w:trPr>
       <w:tc>
         <w:tcPr>
@@ -2628,11 +7037,23 @@
             <w:rPr>
               <w:rFonts w:eastAsia="MS Mincho"/>
               <w:b/>
+              <w:color w:val="FF0000"/>
               <w:sz w:val="20"/>
               <w:szCs w:val="20"/>
               <w:lang w:eastAsia="ja-JP"/>
             </w:rPr>
           </w:pPr>
+          <w:r>
+            <w:rPr>
+              <w:rFonts w:eastAsia="MS Mincho"/>
+              <w:b/>
+              <w:color w:val="FF0000"/>
+              <w:sz w:val="20"/>
+              <w:szCs w:val="20"/>
+              <w:lang w:eastAsia="ja-JP"/>
+            </w:rPr>
+            <w:t>ISO 9001, 14001, PEFC</w:t>
+          </w:r>
         </w:p>
       </w:tc>
       <w:tc>
@@ -8324,11 +12745,15 @@
   </w:style>
   <w:style w:type="character" w:default="1" w:styleId="DefaultParagraphFont">
     <w:name w:val="Default Paragraph Font"/>
+    <w:uiPriority w:val="1"/>
     <w:semiHidden/>
+    <w:unhideWhenUsed/>
   </w:style>
   <w:style w:type="table" w:default="1" w:styleId="TableNormal">
     <w:name w:val="Normal Table"/>
+    <w:uiPriority w:val="99"/>
     <w:semiHidden/>
+    <w:unhideWhenUsed/>
     <w:tblPr>
       <w:tblInd w:w="0" w:type="dxa"/>
       <w:tblCellMar>
@@ -8341,7 +12766,9 @@
   </w:style>
   <w:style w:type="numbering" w:default="1" w:styleId="NoList">
     <w:name w:val="No List"/>
+    <w:uiPriority w:val="99"/>
     <w:semiHidden/>
+    <w:unhideWhenUsed/>
   </w:style>
   <w:style w:type="paragraph" w:styleId="BodyTextIndent">
     <w:name w:val="Body Text Indent"/>
